--- a/svoyo-delo/대본/2부/11화_Oshibka.docx
+++ b/svoyo-delo/대본/2부/11화_Oshibka.docx
@@ -74,7 +74,7 @@
         <w:t xml:space="preserve"> </w:t>
       </w:r>
       <w:r>
-        <w:t xml:space="preserve">- 배경: Год 1, 4월 마지막 주 화요일 밤 9시 파벨레츠카야 사무실 → 밤 10시 같은 사무실 → 밤 11시 같은 사무실(원주 아침 6시 통화) → 다음 날 오전 10시 감정 기관 복도 → 같은 날 저녁 7시 사무실</w:t>
+        <w:t xml:space="preserve">- 배경: Год 2, 4월 마지막 주 화요일 밤 9시 파벨레츠카야 사무실 → 밤 10시 같은 사무실 → 밤 11시 같은 사무실(원주 아침 6시 통화) → 다음 날 오전 10시 감정 기관 복도 → 같은 날 저녁 7시 사무실</w:t>
       </w:r>
       <w:r>
         <w:t xml:space="preserve"> </w:t>
@@ -405,13 +405,13 @@
         <w:t xml:space="preserve">대본</w:t>
       </w:r>
     </w:p>
-    <w:bookmarkStart w:id="21" w:name="도입-год-1-4월-마지막-주-화요일-밤-9시-파벨레츠카야-사무실-7쪽"/>
+    <w:bookmarkStart w:id="21" w:name="도입-год-2-4월-마지막-주-화요일-밤-9시-파벨레츠카야-사무실-7쪽"/>
     <w:p>
       <w:pPr>
         <w:pStyle w:val="Heading3"/>
       </w:pPr>
       <w:r>
-        <w:t xml:space="preserve">도입 — Год 1, 4월 마지막 주 화요일 밤 9시, 파벨레츠카야 사무실 — 7쪽</w:t>
+        <w:t xml:space="preserve">도입 — Год 2, 4월 마지막 주 화요일 밤 9시, 파벨레츠카야 사무실 — 7쪽</w:t>
       </w:r>
     </w:p>
     <w:p>
@@ -3039,13 +3039,13 @@
         <w:t xml:space="preserve">한국어 번역</w:t>
       </w:r>
     </w:p>
-    <w:bookmarkStart w:id="33" w:name="Xcdefbdb58318552470715bb09ba0854a087fec2"/>
+    <w:bookmarkStart w:id="33" w:name="X964c796c5ce942a17097a8b28b831c92698ed83"/>
     <w:p>
       <w:pPr>
         <w:pStyle w:val="Heading3"/>
       </w:pPr>
       <w:r>
-        <w:t xml:space="preserve">도입 — Год 1, 4월 마지막 주 화요일 밤 9시, 파벨레츠카야 사무실 — 7쪽</w:t>
+        <w:t xml:space="preserve">도입 — Год 2, 4월 마지막 주 화요일 밤 9시, 파벨레츠카야 사무실 — 7쪽</w:t>
       </w:r>
     </w:p>
     <w:p>

--- a/svoyo-delo/대본/2부/11화_Oshibka.docx
+++ b/svoyo-delo/대본/2부/11화_Oshibka.docx
@@ -98,7 +98,7 @@
         <w:t xml:space="preserve"> </w:t>
       </w:r>
       <w:r>
-        <w:t xml:space="preserve">- 규칙: 지문 없음. 전 화 100% 「화자명: 대사」. 1턴 15단어 이내 + 긴 턴 10~15회(25~35단어). 문법 초점: 부동사(не открывая, не проверив, не глядя), 가정법(я выбрала бы, могла пропустить), 피동 형동사(найденное заявителем).</w:t>
+        <w:t xml:space="preserve">- 규칙: 지문 없음. 전 화 100% 「화자명: 대사」. 1턴 20단어 이내 + 긴 턴 10~15회(30~50단어). 문법 초점: 부동사(не открывая, не проверив, не глядя), 가정법(я выбрала бы, могла пропустить), 피동 형동사(найденное заявителем).</w:t>
       </w:r>
       <w:r>
         <w:t xml:space="preserve"> </w:t>
@@ -419,119 +419,119 @@
         <w:pStyle w:val="FirstParagraph"/>
       </w:pPr>
       <w:r>
-        <w:t xml:space="preserve">ALINA: Ольга Петровна, вы ещё здесь? Посмотрите. Страница семь инструкции.</w:t>
-      </w:r>
-    </w:p>
-    <w:p>
-      <w:pPr>
-        <w:pStyle w:val="BodyText"/>
-      </w:pPr>
-      <w:r>
-        <w:t xml:space="preserve">OLGA: Я всегда здесь до десяти. Что на седьмой?</w:t>
-      </w:r>
-    </w:p>
-    <w:p>
-      <w:pPr>
-        <w:pStyle w:val="BodyText"/>
-      </w:pPr>
-      <w:r>
-        <w:t xml:space="preserve">ALINA: Это не мой перевод. Я так не пишу. Тут «осуществлять введение», а я пишу «вводить».</w:t>
-      </w:r>
-    </w:p>
-    <w:p>
-      <w:pPr>
-        <w:pStyle w:val="BodyText"/>
-      </w:pPr>
-      <w:r>
-        <w:t xml:space="preserve">OLGA: Канцелярит. Значит, писал не врач. Кто?</w:t>
-      </w:r>
-    </w:p>
-    <w:p>
-      <w:pPr>
-        <w:pStyle w:val="BodyText"/>
-      </w:pPr>
-      <w:r>
-        <w:t xml:space="preserve">ALINA: Не знаю. Я положила рядом корейский оригинал. Читаю построчно. Вторую неделю.</w:t>
-      </w:r>
-    </w:p>
-    <w:p>
-      <w:pPr>
-        <w:pStyle w:val="BodyText"/>
-      </w:pPr>
-      <w:r>
-        <w:t xml:space="preserve">OLGA: И что говорит оригинал?</w:t>
-      </w:r>
-    </w:p>
-    <w:p>
-      <w:pPr>
-        <w:pStyle w:val="BodyText"/>
-      </w:pPr>
-      <w:r>
-        <w:t xml:space="preserve">ALINA: Противопоказаний девять. Девятое — аутоиммунные заболевания в активной фазе. В вёрстке его нет.</w:t>
-      </w:r>
-    </w:p>
-    <w:p>
-      <w:pPr>
-        <w:pStyle w:val="BodyText"/>
-      </w:pPr>
-      <w:r>
-        <w:t xml:space="preserve">OLGA: Это мы уже вернули. Приложение сорок пять. Что ещё?</w:t>
-      </w:r>
-    </w:p>
-    <w:p>
-      <w:pPr>
-        <w:pStyle w:val="BodyText"/>
-      </w:pPr>
-      <w:r>
-        <w:t xml:space="preserve">ALINA: Хуже. Раздел «Техника введения». В оригинале — «в средние и глубокие слои дермы».</w:t>
-      </w:r>
-    </w:p>
-    <w:p>
-      <w:pPr>
-        <w:pStyle w:val="BodyText"/>
-      </w:pPr>
-      <w:r>
-        <w:t xml:space="preserve">OLGA: А в вёрстке?</w:t>
-      </w:r>
-    </w:p>
-    <w:p>
-      <w:pPr>
-        <w:pStyle w:val="BodyText"/>
-      </w:pPr>
-      <w:r>
-        <w:t xml:space="preserve">ALINA: «В поверхностные слои дермы». Одно слово. Противоположный смысл.</w:t>
-      </w:r>
-    </w:p>
-    <w:p>
-      <w:pPr>
-        <w:pStyle w:val="BodyText"/>
-      </w:pPr>
-      <w:r>
-        <w:t xml:space="preserve">OLGA: Подождите. Это в приложении сорок пять? В том, что мы отправили в четверг?</w:t>
-      </w:r>
-    </w:p>
-    <w:p>
-      <w:pPr>
-        <w:pStyle w:val="BodyText"/>
-      </w:pPr>
-      <w:r>
-        <w:t xml:space="preserve">ALINA: В том. Мы вернули девятое противопоказание, а страницу семь не проверили.</w:t>
-      </w:r>
-    </w:p>
-    <w:p>
-      <w:pPr>
-        <w:pStyle w:val="BodyText"/>
-      </w:pPr>
-      <w:r>
-        <w:t xml:space="preserve">OLGA: Не «мы». Я. Я сказала: отвечаем только на вопрос. Звоните Алексею Николаевичу. И Ирине.</w:t>
-      </w:r>
-    </w:p>
-    <w:p>
-      <w:pPr>
-        <w:pStyle w:val="BodyText"/>
-      </w:pPr>
-      <w:r>
-        <w:t xml:space="preserve">ALINA: Уже звоню. Ольга Петровна, у вас руки дрожат.</w:t>
+        <w:t xml:space="preserve">ALINA: Ольга Петровна, вы ещё здесь? Посмотрите, пожалуйста, на страницу семь инструкции.</w:t>
+      </w:r>
+    </w:p>
+    <w:p>
+      <w:pPr>
+        <w:pStyle w:val="BodyText"/>
+      </w:pPr>
+      <w:r>
+        <w:t xml:space="preserve">OLGA: Я всегда здесь до десяти, вы же знаете. Что не так на седьмой странице?</w:t>
+      </w:r>
+    </w:p>
+    <w:p>
+      <w:pPr>
+        <w:pStyle w:val="BodyText"/>
+      </w:pPr>
+      <w:r>
+        <w:t xml:space="preserve">ALINA: Это не мой перевод, я так не пишу. Тут написано «осуществлять введение», а я всегда пишу «вводить».</w:t>
+      </w:r>
+    </w:p>
+    <w:p>
+      <w:pPr>
+        <w:pStyle w:val="BodyText"/>
+      </w:pPr>
+      <w:r>
+        <w:t xml:space="preserve">OLGA: Это канцелярит. Значит, писал не врач. Но кто тогда это написал?</w:t>
+      </w:r>
+    </w:p>
+    <w:p>
+      <w:pPr>
+        <w:pStyle w:val="BodyText"/>
+      </w:pPr>
+      <w:r>
+        <w:t xml:space="preserve">ALINA: Не знаю. Я положила рядом корейский оригинал и читаю построчно, уже вторую неделю.</w:t>
+      </w:r>
+    </w:p>
+    <w:p>
+      <w:pPr>
+        <w:pStyle w:val="BodyText"/>
+      </w:pPr>
+      <w:r>
+        <w:t xml:space="preserve">OLGA: И что говорит корейский оригинал? Есть там что-то важное?</w:t>
+      </w:r>
+    </w:p>
+    <w:p>
+      <w:pPr>
+        <w:pStyle w:val="BodyText"/>
+      </w:pPr>
+      <w:r>
+        <w:t xml:space="preserve">ALINA: Противопоказаний там девять. Девятое — аутоиммунные заболевания в активной фазе, а в вёрстке его нет.</w:t>
+      </w:r>
+    </w:p>
+    <w:p>
+      <w:pPr>
+        <w:pStyle w:val="BodyText"/>
+      </w:pPr>
+      <w:r>
+        <w:t xml:space="preserve">OLGA: Но это мы уже вернули, это приложение сорок пять. Что ещё вы нашли?</w:t>
+      </w:r>
+    </w:p>
+    <w:p>
+      <w:pPr>
+        <w:pStyle w:val="BodyText"/>
+      </w:pPr>
+      <w:r>
+        <w:t xml:space="preserve">ALINA: Кое-что похуже. Раздел «Техника введения»: в оригинале написано «в средние и глубокие слои дермы».</w:t>
+      </w:r>
+    </w:p>
+    <w:p>
+      <w:pPr>
+        <w:pStyle w:val="BodyText"/>
+      </w:pPr>
+      <w:r>
+        <w:t xml:space="preserve">OLGA: А что написано в вёрстке? Говорите, я готова.</w:t>
+      </w:r>
+    </w:p>
+    <w:p>
+      <w:pPr>
+        <w:pStyle w:val="BodyText"/>
+      </w:pPr>
+      <w:r>
+        <w:t xml:space="preserve">ALINA: «В поверхностные слои дермы». Всего одно слово, но смысл противоположный.</w:t>
+      </w:r>
+    </w:p>
+    <w:p>
+      <w:pPr>
+        <w:pStyle w:val="BodyText"/>
+      </w:pPr>
+      <w:r>
+        <w:t xml:space="preserve">OLGA: Подождите. Это в приложении сорок пять? В том, которое мы отправили в четверг?</w:t>
+      </w:r>
+    </w:p>
+    <w:p>
+      <w:pPr>
+        <w:pStyle w:val="BodyText"/>
+      </w:pPr>
+      <w:r>
+        <w:t xml:space="preserve">ALINA: Да, в том самом. Мы вернули девятое противопоказание, но седьмую страницу не проверили.</w:t>
+      </w:r>
+    </w:p>
+    <w:p>
+      <w:pPr>
+        <w:pStyle w:val="BodyText"/>
+      </w:pPr>
+      <w:r>
+        <w:t xml:space="preserve">OLGA: Не «мы», а я. Это я сказала: отвечаем только на вопрос. Звоните Алексею Николаевичу и Ирине, срочно.</w:t>
+      </w:r>
+    </w:p>
+    <w:p>
+      <w:pPr>
+        <w:pStyle w:val="BodyText"/>
+      </w:pPr>
+      <w:r>
+        <w:t xml:space="preserve">ALINA: Уже звоню. Ольга Петровна, у вас дрожат руки. Может быть, вам сесть?</w:t>
       </w:r>
     </w:p>
     <w:bookmarkEnd w:id="21"/>
@@ -549,47 +549,47 @@
         <w:pStyle w:val="FirstParagraph"/>
       </w:pPr>
       <w:r>
-        <w:t xml:space="preserve">IRINA: Я здесь. Двадцать минут на такси. Такси — по безналу. Показывайте.</w:t>
-      </w:r>
-    </w:p>
-    <w:p>
-      <w:pPr>
-        <w:pStyle w:val="BodyText"/>
-      </w:pPr>
-      <w:r>
-        <w:t xml:space="preserve">ALINA: Вот. Корейский, мой перевод, вёрстка. Три столбца. Красным — расхождения.</w:t>
-      </w:r>
-    </w:p>
-    <w:p>
-      <w:pPr>
-        <w:pStyle w:val="BodyText"/>
-      </w:pPr>
-      <w:r>
-        <w:t xml:space="preserve">IRINA: Семь красных строк на одной странице. Откуда эта страница?</w:t>
-      </w:r>
-    </w:p>
-    <w:p>
-      <w:pPr>
-        <w:pStyle w:val="BodyText"/>
-      </w:pPr>
-      <w:r>
-        <w:t xml:space="preserve">ALEKSEY: Я тоже здесь. Что случилось? Алина звонила, голос был странный.</w:t>
-      </w:r>
-    </w:p>
-    <w:p>
-      <w:pPr>
-        <w:pStyle w:val="BodyText"/>
-      </w:pPr>
-      <w:r>
-        <w:t xml:space="preserve">OLGA: Седьмая страница инструкции. «Поверхностные слои» вместо «глубоких». В приложении сорок пять.</w:t>
-      </w:r>
-    </w:p>
-    <w:p>
-      <w:pPr>
-        <w:pStyle w:val="BodyText"/>
-      </w:pPr>
-      <w:r>
-        <w:t xml:space="preserve">ALEKSEY: Поверхностные? Это же… Это же узелки Корниловой. Тонкая кожа, поверхностное введение.</w:t>
+        <w:t xml:space="preserve">IRINA: Я здесь, ехала двадцать минут на такси. Такси, конечно, по безналу. Показывайте.</w:t>
+      </w:r>
+    </w:p>
+    <w:p>
+      <w:pPr>
+        <w:pStyle w:val="BodyText"/>
+      </w:pPr>
+      <w:r>
+        <w:t xml:space="preserve">ALINA: Вот: корейский текст, мой перевод и вёрстка, в три столбца. Красным отмечены расхождения.</w:t>
+      </w:r>
+    </w:p>
+    <w:p>
+      <w:pPr>
+        <w:pStyle w:val="BodyText"/>
+      </w:pPr>
+      <w:r>
+        <w:t xml:space="preserve">IRINA: Семь красных строк на одной странице… Откуда вообще взялась эта страница?</w:t>
+      </w:r>
+    </w:p>
+    <w:p>
+      <w:pPr>
+        <w:pStyle w:val="BodyText"/>
+      </w:pPr>
+      <w:r>
+        <w:t xml:space="preserve">ALEKSEY: Я тоже здесь. Что случилось? Алина звонила, и голос у неё был очень странный.</w:t>
+      </w:r>
+    </w:p>
+    <w:p>
+      <w:pPr>
+        <w:pStyle w:val="BodyText"/>
+      </w:pPr>
+      <w:r>
+        <w:t xml:space="preserve">OLGA: Седьмая страница инструкции: «поверхностные слои» вместо «глубоких». И это в приложении сорок пять.</w:t>
+      </w:r>
+    </w:p>
+    <w:p>
+      <w:pPr>
+        <w:pStyle w:val="BodyText"/>
+      </w:pPr>
+      <w:r>
+        <w:t xml:space="preserve">ALEKSEY: Поверхностные? Но это же… Это же узелки Корниловой: тонкая кожа и поверхностное введение.</w:t>
       </w:r>
     </w:p>
     <w:p>
@@ -605,47 +605,47 @@
         <w:pStyle w:val="BodyText"/>
       </w:pPr>
       <w:r>
-        <w:t xml:space="preserve">IRINA: Смотрю почту. Верстальщик получил два файла. Десятого ноября. «Инструкция финал» и «Инструкция финал два».</w:t>
-      </w:r>
-    </w:p>
-    <w:p>
-      <w:pPr>
-        <w:pStyle w:val="BodyText"/>
-      </w:pPr>
-      <w:r>
-        <w:t xml:space="preserve">ALINA: Мой — «финал». Я его отправила восьмого. А «финал два» — чей?</w:t>
-      </w:r>
-    </w:p>
-    <w:p>
-      <w:pPr>
-        <w:pStyle w:val="BodyText"/>
-      </w:pPr>
-      <w:r>
-        <w:t xml:space="preserve">IRINA: «Финал два» переслан с адреса Алексея Николаевича. Исходный отправитель — Сеул, отдел маркетинга.</w:t>
-      </w:r>
-    </w:p>
-    <w:p>
-      <w:pPr>
-        <w:pStyle w:val="BodyText"/>
-      </w:pPr>
-      <w:r>
-        <w:t xml:space="preserve">ALEKSEY: Маркетинг? Подождите. Да. Они прислали мне файл в ноябре. Сказали: «Готовый текст для брошюры и инструкции». Он был красиво оформлен, с картинками. Я подумал, что это новая версия, и переслал верстальщику. Не открывая.</w:t>
-      </w:r>
-    </w:p>
-    <w:p>
-      <w:pPr>
-        <w:pStyle w:val="BodyText"/>
-      </w:pPr>
-      <w:r>
-        <w:t xml:space="preserve">IRINA: Не открывая.</w:t>
-      </w:r>
-    </w:p>
-    <w:p>
-      <w:pPr>
-        <w:pStyle w:val="BodyText"/>
-      </w:pPr>
-      <w:r>
-        <w:t xml:space="preserve">ALEKSEY: Не открывая. Я торопился. Бабушкина ошибка. Моя.</w:t>
+        <w:t xml:space="preserve">IRINA: Смотрю почту. Десятого ноября верстальщик получил два файла: «Инструкция финал» и «Инструкция финал два».</w:t>
+      </w:r>
+    </w:p>
+    <w:p>
+      <w:pPr>
+        <w:pStyle w:val="BodyText"/>
+      </w:pPr>
+      <w:r>
+        <w:t xml:space="preserve">ALINA: Мой файл — «финал», я отправила его восьмого. А «финал два» тогда чей?</w:t>
+      </w:r>
+    </w:p>
+    <w:p>
+      <w:pPr>
+        <w:pStyle w:val="BodyText"/>
+      </w:pPr>
+      <w:r>
+        <w:t xml:space="preserve">IRINA: «Финал два» переслан с адреса Алексея Николаевича, а исходный отправитель — Сеул, отдел маркетинга.</w:t>
+      </w:r>
+    </w:p>
+    <w:p>
+      <w:pPr>
+        <w:pStyle w:val="BodyText"/>
+      </w:pPr>
+      <w:r>
+        <w:t xml:space="preserve">ALEKSEY: Маркетинг? Подождите… Да, они прислали мне файл в ноябре и написали: «Готовый текст для брошюры и инструкции». Он был красиво оформлен, с картинками. Я подумал, что это новая версия, и переслал её верстальщику. Не открывая.</w:t>
+      </w:r>
+    </w:p>
+    <w:p>
+      <w:pPr>
+        <w:pStyle w:val="BodyText"/>
+      </w:pPr>
+      <w:r>
+        <w:t xml:space="preserve">IRINA: Не открывая? Вы даже не посмотрели, что там внутри?</w:t>
+      </w:r>
+    </w:p>
+    <w:p>
+      <w:pPr>
+        <w:pStyle w:val="BodyText"/>
+      </w:pPr>
+      <w:r>
+        <w:t xml:space="preserve">ALEKSEY: Не открывая, потому что торопился. Это бабушкина ошибка, только теперь моя.</w:t>
       </w:r>
     </w:p>
     <w:p>
@@ -661,167 +661,167 @@
         <w:pStyle w:val="BodyText"/>
       </w:pPr>
       <w:r>
-        <w:t xml:space="preserve">ALEKSEY: Те же. Они переводили через агентство. Для Европы. Агентство не врачи.</w:t>
-      </w:r>
-    </w:p>
-    <w:p>
-      <w:pPr>
-        <w:pStyle w:val="BodyText"/>
-      </w:pPr>
-      <w:r>
-        <w:t xml:space="preserve">ALINA: Верстальщик увидел «финал два» и решил, что это последняя версия. Логично.</w:t>
-      </w:r>
-    </w:p>
-    <w:p>
-      <w:pPr>
-        <w:pStyle w:val="BodyText"/>
-      </w:pPr>
-      <w:r>
-        <w:t xml:space="preserve">IRINA: Логично для верстальщика. Нелогично для нас. Мы не спросили, откуда файл.</w:t>
-      </w:r>
-    </w:p>
-    <w:p>
-      <w:pPr>
-        <w:pStyle w:val="BodyText"/>
-      </w:pPr>
-      <w:r>
-        <w:t xml:space="preserve">ALEKSEY: Я не спросил. Не «мы». Ирина, не защищайте меня.</w:t>
-      </w:r>
-    </w:p>
-    <w:p>
-      <w:pPr>
-        <w:pStyle w:val="BodyText"/>
-      </w:pPr>
-      <w:r>
-        <w:t xml:space="preserve">IRINA: Я не защищаю. Я ищу систему. Если ошибка случилась у одного, значит, её пропустили все. Платежи у нас проверяются двумя подписями. Документы, которые уходят наружу, не проверяет никто. Это дыра. Не ваша — наша.</w:t>
-      </w:r>
-    </w:p>
-    <w:p>
-      <w:pPr>
-        <w:pStyle w:val="BodyText"/>
-      </w:pPr>
-      <w:r>
-        <w:t xml:space="preserve">OLGA: Позвоните Корниловой. Сейчас. Пусть скажет, насколько это опасно.</w:t>
-      </w:r>
-    </w:p>
-    <w:p>
-      <w:pPr>
-        <w:pStyle w:val="BodyText"/>
-      </w:pPr>
-      <w:r>
-        <w:t xml:space="preserve">ALEKSEY: Одиннадцатый час.</w:t>
-      </w:r>
-    </w:p>
-    <w:p>
-      <w:pPr>
-        <w:pStyle w:val="BodyText"/>
-      </w:pPr>
-      <w:r>
-        <w:t xml:space="preserve">OLGA: Она врач. Врачам звонят в одиннадцатом часу, когда речь о пациентках.</w:t>
-      </w:r>
-    </w:p>
-    <w:p>
-      <w:pPr>
-        <w:pStyle w:val="BodyText"/>
-      </w:pPr>
-      <w:r>
-        <w:t xml:space="preserve">KORNILOVA: Корнилова. Алексей? Что-то случилось?</w:t>
-      </w:r>
-    </w:p>
-    <w:p>
-      <w:pPr>
-        <w:pStyle w:val="BodyText"/>
-      </w:pPr>
-      <w:r>
-        <w:t xml:space="preserve">ALEKSEY: Елена Викторовна, простите за поздний звонок. В инструкции ошибка. «Вводить в поверхностные слои дермы».</w:t>
-      </w:r>
-    </w:p>
-    <w:p>
-      <w:pPr>
-        <w:pStyle w:val="BodyText"/>
-      </w:pPr>
-      <w:r>
-        <w:t xml:space="preserve">KORNILOVA: Кто это написал?</w:t>
-      </w:r>
-    </w:p>
-    <w:p>
-      <w:pPr>
-        <w:pStyle w:val="BodyText"/>
-      </w:pPr>
-      <w:r>
-        <w:t xml:space="preserve">ALEKSEY: Агентство. Через наш маркетинг. Переслал я. Не проверив.</w:t>
-      </w:r>
-    </w:p>
-    <w:p>
-      <w:pPr>
-        <w:pStyle w:val="BodyText"/>
-      </w:pPr>
-      <w:r>
-        <w:t xml:space="preserve">KORNILOVA: Опытный врач это проигнорирует. Но молодой врач после курсов прочитает инструкцию и сделает, как написано. Поверхностно, при тонкой коже, после пятидесяти пяти. Через шесть недель — узелки. Только не три, а триста.</w:t>
-      </w:r>
-    </w:p>
-    <w:p>
-      <w:pPr>
-        <w:pStyle w:val="BodyText"/>
-      </w:pPr>
-      <w:r>
-        <w:t xml:space="preserve">ALEKSEY: Инструкция ещё не напечатана. Только в досье.</w:t>
-      </w:r>
-    </w:p>
-    <w:p>
-      <w:pPr>
-        <w:pStyle w:val="BodyText"/>
-      </w:pPr>
-      <w:r>
-        <w:t xml:space="preserve">KORNILOVA: В досье. А из досье — в удостоверение и в коробку. Хорошо, что нашли сейчас.</w:t>
-      </w:r>
-    </w:p>
-    <w:p>
-      <w:pPr>
-        <w:pStyle w:val="BodyText"/>
-      </w:pPr>
-      <w:r>
-        <w:t xml:space="preserve">ALINA: Нашла я. Елена Викторовна, это Алина. Я сравнивала построчно.</w:t>
-      </w:r>
-    </w:p>
-    <w:p>
-      <w:pPr>
-        <w:pStyle w:val="BodyText"/>
-      </w:pPr>
-      <w:r>
-        <w:t xml:space="preserve">KORNILOVA: Гарипова. Помните, я говорила: сначала научитесь читать? Вы научились. Спокойной ночи всем.</w:t>
-      </w:r>
-    </w:p>
-    <w:p>
-      <w:pPr>
-        <w:pStyle w:val="BodyText"/>
-      </w:pPr>
-      <w:r>
-        <w:t xml:space="preserve">OLGA: Итак. Ошибка найдена. Причина найдена. Теперь — что делаем.</w:t>
-      </w:r>
-    </w:p>
-    <w:p>
-      <w:pPr>
-        <w:pStyle w:val="BodyText"/>
-      </w:pPr>
-      <w:r>
-        <w:t xml:space="preserve">ALEKSEY: Пишем эксперту. Завтра утром. Сами.</w:t>
-      </w:r>
-    </w:p>
-    <w:p>
-      <w:pPr>
-        <w:pStyle w:val="BodyText"/>
-      </w:pPr>
-      <w:r>
-        <w:t xml:space="preserve">OLGA: Не торопитесь. Хоть раз в жизни. Есть два пути, и оба плохие.</w:t>
-      </w:r>
-    </w:p>
-    <w:p>
-      <w:pPr>
-        <w:pStyle w:val="BodyText"/>
-      </w:pPr>
-      <w:r>
-        <w:t xml:space="preserve">IRINA: Тогда давайте выберем менее плохой. Я записываю.</w:t>
+        <w:t xml:space="preserve">ALEKSEY: Да, те же. Они переводили через агентство, для Европы, а в агентстве не врачи.</w:t>
+      </w:r>
+    </w:p>
+    <w:p>
+      <w:pPr>
+        <w:pStyle w:val="BodyText"/>
+      </w:pPr>
+      <w:r>
+        <w:t xml:space="preserve">ALINA: Верстальщик увидел «финал два» и решил, что это последняя версия. В общем, это логично.</w:t>
+      </w:r>
+    </w:p>
+    <w:p>
+      <w:pPr>
+        <w:pStyle w:val="BodyText"/>
+      </w:pPr>
+      <w:r>
+        <w:t xml:space="preserve">IRINA: Это логично для верстальщика, но не для нас, потому что мы не спросили, откуда файл.</w:t>
+      </w:r>
+    </w:p>
+    <w:p>
+      <w:pPr>
+        <w:pStyle w:val="BodyText"/>
+      </w:pPr>
+      <w:r>
+        <w:t xml:space="preserve">ALEKSEY: Это я не спросил, а не «мы». Ирина, пожалуйста, не защищайте меня.</w:t>
+      </w:r>
+    </w:p>
+    <w:p>
+      <w:pPr>
+        <w:pStyle w:val="BodyText"/>
+      </w:pPr>
+      <w:r>
+        <w:t xml:space="preserve">IRINA: Я не защищаю. Я ищу систему. Если ошибка случилась у одного, значит, её пропустили все. Платежи у нас проверяются двумя подписями. А документы, которые уходят наружу, не проверяет никто. Это дыра. Не ваша — наша, и закрывать её нужно всем вместе.</w:t>
+      </w:r>
+    </w:p>
+    <w:p>
+      <w:pPr>
+        <w:pStyle w:val="BodyText"/>
+      </w:pPr>
+      <w:r>
+        <w:t xml:space="preserve">OLGA: Позвоните Корниловой прямо сейчас. Пусть она скажет, насколько это опасно для пациенток.</w:t>
+      </w:r>
+    </w:p>
+    <w:p>
+      <w:pPr>
+        <w:pStyle w:val="BodyText"/>
+      </w:pPr>
+      <w:r>
+        <w:t xml:space="preserve">ALEKSEY: Но ведь уже одиннадцатый час. Неудобно звонить так поздно.</w:t>
+      </w:r>
+    </w:p>
+    <w:p>
+      <w:pPr>
+        <w:pStyle w:val="BodyText"/>
+      </w:pPr>
+      <w:r>
+        <w:t xml:space="preserve">OLGA: Она врач. Врачам звонят и в одиннадцатом часу, когда речь идёт о пациентках.</w:t>
+      </w:r>
+    </w:p>
+    <w:p>
+      <w:pPr>
+        <w:pStyle w:val="BodyText"/>
+      </w:pPr>
+      <w:r>
+        <w:t xml:space="preserve">KORNILOVA: Корнилова слушает. Алексей? Что-то случилось, раз вы звоните так поздно?</w:t>
+      </w:r>
+    </w:p>
+    <w:p>
+      <w:pPr>
+        <w:pStyle w:val="BodyText"/>
+      </w:pPr>
+      <w:r>
+        <w:t xml:space="preserve">ALEKSEY: Елена Викторовна, простите за поздний звонок. В инструкции ошибка: «вводить в поверхностные слои дермы».</w:t>
+      </w:r>
+    </w:p>
+    <w:p>
+      <w:pPr>
+        <w:pStyle w:val="BodyText"/>
+      </w:pPr>
+      <w:r>
+        <w:t xml:space="preserve">KORNILOVA: Кто это написал? Это же прямо противоположно тому, что нужно.</w:t>
+      </w:r>
+    </w:p>
+    <w:p>
+      <w:pPr>
+        <w:pStyle w:val="BodyText"/>
+      </w:pPr>
+      <w:r>
+        <w:t xml:space="preserve">ALEKSEY: Агентство, через наш маркетинг. А переслал этот файл я, не проверив.</w:t>
+      </w:r>
+    </w:p>
+    <w:p>
+      <w:pPr>
+        <w:pStyle w:val="BodyText"/>
+      </w:pPr>
+      <w:r>
+        <w:t xml:space="preserve">KORNILOVA: Опытный врач это проигнорирует. Но молодой врач после курсов прочитает инструкцию и сделает так, как написано: поверхностно, при тонкой коже, после пятидесяти пяти. Через шесть недель будут узелки, только не три, а триста.</w:t>
+      </w:r>
+    </w:p>
+    <w:p>
+      <w:pPr>
+        <w:pStyle w:val="BodyText"/>
+      </w:pPr>
+      <w:r>
+        <w:t xml:space="preserve">ALEKSEY: Но инструкция ещё не напечатана, она пока только в досье.</w:t>
+      </w:r>
+    </w:p>
+    <w:p>
+      <w:pPr>
+        <w:pStyle w:val="BodyText"/>
+      </w:pPr>
+      <w:r>
+        <w:t xml:space="preserve">KORNILOVA: Пока в досье. А из досье она попадёт в удостоверение и в коробку. Хорошо, что вы нашли это сейчас.</w:t>
+      </w:r>
+    </w:p>
+    <w:p>
+      <w:pPr>
+        <w:pStyle w:val="BodyText"/>
+      </w:pPr>
+      <w:r>
+        <w:t xml:space="preserve">ALINA: Это нашла я, Елена Викторовна, это Алина. Я сравнивала всё построчно.</w:t>
+      </w:r>
+    </w:p>
+    <w:p>
+      <w:pPr>
+        <w:pStyle w:val="BodyText"/>
+      </w:pPr>
+      <w:r>
+        <w:t xml:space="preserve">KORNILOVA: Гарипова, помните, я говорила: сначала научитесь читать? Вы научились. Спокойной ночи всем.</w:t>
+      </w:r>
+    </w:p>
+    <w:p>
+      <w:pPr>
+        <w:pStyle w:val="BodyText"/>
+      </w:pPr>
+      <w:r>
+        <w:t xml:space="preserve">OLGA: Итак, ошибка найдена, и причина тоже найдена, так что теперь решаем, что делать.</w:t>
+      </w:r>
+    </w:p>
+    <w:p>
+      <w:pPr>
+        <w:pStyle w:val="BodyText"/>
+      </w:pPr>
+      <w:r>
+        <w:t xml:space="preserve">ALEKSEY: Пишем эксперту завтра утром, сами. Это единственное правильное решение.</w:t>
+      </w:r>
+    </w:p>
+    <w:p>
+      <w:pPr>
+        <w:pStyle w:val="BodyText"/>
+      </w:pPr>
+      <w:r>
+        <w:t xml:space="preserve">OLGA: Не торопитесь, хотя бы раз в жизни. Есть два пути, и оба плохие.</w:t>
+      </w:r>
+    </w:p>
+    <w:p>
+      <w:pPr>
+        <w:pStyle w:val="BodyText"/>
+      </w:pPr>
+      <w:r>
+        <w:t xml:space="preserve">IRINA: Тогда давайте выберем тот, который менее плохой. Я записываю.</w:t>
       </w:r>
     </w:p>
     <w:bookmarkEnd w:id="22"/>
@@ -839,239 +839,239 @@
         <w:pStyle w:val="FirstParagraph"/>
       </w:pPr>
       <w:r>
-        <w:t xml:space="preserve">OLGA: Путь первый. Молчим. Ждём решения. Если Назарова не заметит — получаем удостоверение.</w:t>
-      </w:r>
-    </w:p>
-    <w:p>
-      <w:pPr>
-        <w:pStyle w:val="BodyText"/>
-      </w:pPr>
-      <w:r>
-        <w:t xml:space="preserve">ALEKSEY: А потом?</w:t>
-      </w:r>
-    </w:p>
-    <w:p>
-      <w:pPr>
-        <w:pStyle w:val="BodyText"/>
-      </w:pPr>
-      <w:r>
-        <w:t xml:space="preserve">OLGA: А потом через месяц подаём изменения в инструкцию. Как обычное обновление. Так делают многие. Законно.</w:t>
-      </w:r>
-    </w:p>
-    <w:p>
-      <w:pPr>
-        <w:pStyle w:val="BodyText"/>
-      </w:pPr>
-      <w:r>
-        <w:t xml:space="preserve">IRINA: Законно. Но месяц ошибка живёт в удостоверении. С нашей подписью.</w:t>
-      </w:r>
-    </w:p>
-    <w:p>
-      <w:pPr>
-        <w:pStyle w:val="BodyText"/>
-      </w:pPr>
-      <w:r>
-        <w:t xml:space="preserve">OLGA: Путь второй. Пишем сейчас. Письмо об исправлении технической ошибки. Но это риск.</w:t>
-      </w:r>
-    </w:p>
-    <w:p>
-      <w:pPr>
-        <w:pStyle w:val="BodyText"/>
-      </w:pPr>
-      <w:r>
-        <w:t xml:space="preserve">ALEKSEY: Какой риск? Мы же исправляем.</w:t>
-      </w:r>
-    </w:p>
-    <w:p>
-      <w:pPr>
-        <w:pStyle w:val="BodyText"/>
-      </w:pPr>
-      <w:r>
-        <w:t xml:space="preserve">OLGA: Назарова может посчитать письмо новыми материалами. Тогда проверка начнётся заново, или будет второй круг замечаний. Это ещё два-три месяца. Склад, офис, ваши кредиты. Ирина посчитает, сколько это стоит в рублях.</w:t>
-      </w:r>
-    </w:p>
-    <w:p>
-      <w:pPr>
-        <w:pStyle w:val="BodyText"/>
-      </w:pPr>
-      <w:r>
-        <w:t xml:space="preserve">IRINA: Уже посчитала. Три месяца — миллион сто. Без зарплат.</w:t>
-      </w:r>
-    </w:p>
-    <w:p>
-      <w:pPr>
-        <w:pStyle w:val="BodyText"/>
-      </w:pPr>
-      <w:r>
-        <w:t xml:space="preserve">ALEKSEY: Миллион сто. И первый путь законный.</w:t>
-      </w:r>
-    </w:p>
-    <w:p>
-      <w:pPr>
-        <w:pStyle w:val="BodyText"/>
-      </w:pPr>
-      <w:r>
-        <w:t xml:space="preserve">OLGA: Законный. Алексей Николаевич, я хочу, чтобы вы поняли: я не выбираю за вас. Пункт четвёртый — путь регистрации решаю я. Но это не путь регистрации. Это вопрос, кто мы. Это решаем мы трое.</w:t>
-      </w:r>
-    </w:p>
-    <w:p>
-      <w:pPr>
-        <w:pStyle w:val="BodyText"/>
-      </w:pPr>
-      <w:r>
-        <w:t xml:space="preserve">ALEKSEY: Тогда я голосую за второй. Письмо. Завтра.</w:t>
-      </w:r>
-    </w:p>
-    <w:p>
-      <w:pPr>
-        <w:pStyle w:val="BodyText"/>
-      </w:pPr>
-      <w:r>
-        <w:t xml:space="preserve">IRINA: Второй. Ошибка с подписью — это хуже, чем ошибка без подписи.</w:t>
-      </w:r>
-    </w:p>
-    <w:p>
-      <w:pPr>
-        <w:pStyle w:val="BodyText"/>
-      </w:pPr>
-      <w:r>
-        <w:t xml:space="preserve">OLGA: А я… Двенадцать лет назад я выбрала бы первый. Красиво и законно.</w:t>
-      </w:r>
-    </w:p>
-    <w:p>
-      <w:pPr>
-        <w:pStyle w:val="BodyText"/>
-      </w:pPr>
-      <w:r>
-        <w:t xml:space="preserve">ALEKSEY: А сегодня?</w:t>
-      </w:r>
-    </w:p>
-    <w:p>
-      <w:pPr>
-        <w:pStyle w:val="BodyText"/>
-      </w:pPr>
-      <w:r>
-        <w:t xml:space="preserve">OLGA: Сегодня я знаю, чем кончается «красиво». Второй. Единогласно. Ирина, запишите в протокол.</w:t>
-      </w:r>
-    </w:p>
-    <w:p>
-      <w:pPr>
-        <w:pStyle w:val="BodyText"/>
-      </w:pPr>
-      <w:r>
-        <w:t xml:space="preserve">IRINA: Записала. Теперь Вонджу. У них шесть утра. Доюн встаёт в шесть.</w:t>
-      </w:r>
-    </w:p>
-    <w:p>
-      <w:pPr>
-        <w:pStyle w:val="BodyText"/>
-      </w:pPr>
-      <w:r>
-        <w:t xml:space="preserve">DOYUN: Лёша? Шесть утра. Если ты звонишь в шесть, значит, плохо.</w:t>
-      </w:r>
-    </w:p>
-    <w:p>
-      <w:pPr>
-        <w:pStyle w:val="BodyText"/>
-      </w:pPr>
-      <w:r>
-        <w:t xml:space="preserve">ALEKSEY: Плохо. Ваш маркетинг прислал мне в ноябре перевод инструкции. Через агентство. Там «поверхностные слои» вместо «глубоких». Я переслал верстальщику не глядя. Это попало в досье. Моя вина, но и ваш файл.</w:t>
-      </w:r>
-    </w:p>
-    <w:p>
-      <w:pPr>
-        <w:pStyle w:val="BodyText"/>
-      </w:pPr>
-      <w:r>
-        <w:t xml:space="preserve">DOYUN: Подожди. Сохи рядом. Она говорит: маркетинг не имеет права отправлять инструкции. Никогда.</w:t>
-      </w:r>
-    </w:p>
-    <w:p>
-      <w:pPr>
-        <w:pStyle w:val="BodyText"/>
-      </w:pPr>
-      <w:r>
-        <w:t xml:space="preserve">SOHEE: Инструкция — только от меня. Подпись качества. Правило есть. Маркетинг не знал.</w:t>
-      </w:r>
-    </w:p>
-    <w:p>
-      <w:pPr>
-        <w:pStyle w:val="BodyText"/>
-      </w:pPr>
-      <w:r>
-        <w:t xml:space="preserve">ALEKSEY: Теперь знают?</w:t>
-      </w:r>
-    </w:p>
-    <w:p>
-      <w:pPr>
-        <w:pStyle w:val="BodyText"/>
-      </w:pPr>
-      <w:r>
-        <w:t xml:space="preserve">DOYUN: Сегодня узнают. Президент приходит в семь. Сохи пойдёт к нему первой. Она говорит: «Это мой отдел должен был проверить, кто отправляет». Она опять берёт вину.</w:t>
-      </w:r>
-    </w:p>
-    <w:p>
-      <w:pPr>
-        <w:pStyle w:val="BodyText"/>
-      </w:pPr>
-      <w:r>
-        <w:t xml:space="preserve">SOHEE: Не вину. Систему. Отклонение номер… сто сорок. Записываю.</w:t>
-      </w:r>
-    </w:p>
-    <w:p>
-      <w:pPr>
-        <w:pStyle w:val="BodyText"/>
-      </w:pPr>
-      <w:r>
-        <w:t xml:space="preserve">OLGA: Госпожа Чон, а мы запишем своё. Первое отклонение «Мост Медикал». Номер один.</w:t>
-      </w:r>
-    </w:p>
-    <w:p>
-      <w:pPr>
-        <w:pStyle w:val="BodyText"/>
-      </w:pPr>
-      <w:r>
-        <w:t xml:space="preserve">IRINA: У нас нет журнала отклонений.</w:t>
-      </w:r>
-    </w:p>
-    <w:p>
-      <w:pPr>
-        <w:pStyle w:val="BodyText"/>
-      </w:pPr>
-      <w:r>
-        <w:t xml:space="preserve">OLGA: Теперь есть. Алина, дайте тетрадь. Ту, с правилами.</w:t>
-      </w:r>
-    </w:p>
-    <w:p>
-      <w:pPr>
-        <w:pStyle w:val="BodyText"/>
-      </w:pPr>
-      <w:r>
-        <w:t xml:space="preserve">ALINA: Последняя страница чистая. Пишите.</w:t>
-      </w:r>
-    </w:p>
-    <w:p>
-      <w:pPr>
-        <w:pStyle w:val="BodyText"/>
-      </w:pPr>
-      <w:r>
-        <w:t xml:space="preserve">ALEKSEY: Можно я напишу? Отклонение номер один. Дата. Описание. Причина: «Переслал документ, не открыв». Ответственный: Воронцов.</w:t>
-      </w:r>
-    </w:p>
-    <w:p>
-      <w:pPr>
-        <w:pStyle w:val="BodyText"/>
-      </w:pPr>
-      <w:r>
-        <w:t xml:space="preserve">DOYUN: Лёша, президент спросит одно. Я знаю его. Кто нашёл ошибку — вы или эксперт?</w:t>
-      </w:r>
-    </w:p>
-    <w:p>
-      <w:pPr>
-        <w:pStyle w:val="BodyText"/>
-      </w:pPr>
-      <w:r>
-        <w:t xml:space="preserve">ALEKSEY: Мы. Алина. Скажи ему: Алина, построчно, две недели.</w:t>
+        <w:t xml:space="preserve">OLGA: Путь первый: молчим и ждём решения. Если Назарова не заметит, мы получаем удостоверение.</w:t>
+      </w:r>
+    </w:p>
+    <w:p>
+      <w:pPr>
+        <w:pStyle w:val="BodyText"/>
+      </w:pPr>
+      <w:r>
+        <w:t xml:space="preserve">ALEKSEY: А что тогда будет потом, после удостоверения?</w:t>
+      </w:r>
+    </w:p>
+    <w:p>
+      <w:pPr>
+        <w:pStyle w:val="BodyText"/>
+      </w:pPr>
+      <w:r>
+        <w:t xml:space="preserve">OLGA: А потом через месяц подаём изменения в инструкцию, как обычное обновление. Так делают многие, и это законно.</w:t>
+      </w:r>
+    </w:p>
+    <w:p>
+      <w:pPr>
+        <w:pStyle w:val="BodyText"/>
+      </w:pPr>
+      <w:r>
+        <w:t xml:space="preserve">IRINA: Законно. Но целый месяц ошибка будет жить в удостоверении, и с нашей подписью.</w:t>
+      </w:r>
+    </w:p>
+    <w:p>
+      <w:pPr>
+        <w:pStyle w:val="BodyText"/>
+      </w:pPr>
+      <w:r>
+        <w:t xml:space="preserve">OLGA: Путь второй: пишем сейчас письмо об исправлении технической ошибки. Но это риск.</w:t>
+      </w:r>
+    </w:p>
+    <w:p>
+      <w:pPr>
+        <w:pStyle w:val="BodyText"/>
+      </w:pPr>
+      <w:r>
+        <w:t xml:space="preserve">ALEKSEY: Какой же здесь риск? Мы ведь ничего не скрываем, а исправляем.</w:t>
+      </w:r>
+    </w:p>
+    <w:p>
+      <w:pPr>
+        <w:pStyle w:val="BodyText"/>
+      </w:pPr>
+      <w:r>
+        <w:t xml:space="preserve">OLGA: Назарова может посчитать письмо новыми материалами. Тогда проверка начнётся заново, или будет второй круг замечаний, а это ещё два-три месяца. Склад, офис и ваши кредиты. Ирина посчитает, сколько это стоит в рублях.</w:t>
+      </w:r>
+    </w:p>
+    <w:p>
+      <w:pPr>
+        <w:pStyle w:val="BodyText"/>
+      </w:pPr>
+      <w:r>
+        <w:t xml:space="preserve">IRINA: Я уже посчитала: три месяца — это миллион сто, и это без зарплат.</w:t>
+      </w:r>
+    </w:p>
+    <w:p>
+      <w:pPr>
+        <w:pStyle w:val="BodyText"/>
+      </w:pPr>
+      <w:r>
+        <w:t xml:space="preserve">ALEKSEY: Миллион сто… А первый путь, получается, вполне законный.</w:t>
+      </w:r>
+    </w:p>
+    <w:p>
+      <w:pPr>
+        <w:pStyle w:val="BodyText"/>
+      </w:pPr>
+      <w:r>
+        <w:t xml:space="preserve">OLGA: Законный. Алексей Николаевич, я хочу, чтобы вы поняли: я не выбираю за вас. По пункту четвёртому путь регистрации решаю я. Но это не путь регистрации, а вопрос о том, кто мы. Это решаем мы трое.</w:t>
+      </w:r>
+    </w:p>
+    <w:p>
+      <w:pPr>
+        <w:pStyle w:val="BodyText"/>
+      </w:pPr>
+      <w:r>
+        <w:t xml:space="preserve">ALEKSEY: Тогда я голосую за второй путь: письмо, и завтра же.</w:t>
+      </w:r>
+    </w:p>
+    <w:p>
+      <w:pPr>
+        <w:pStyle w:val="BodyText"/>
+      </w:pPr>
+      <w:r>
+        <w:t xml:space="preserve">IRINA: Я тоже за второй. Ошибка с нашей подписью хуже, чем ошибка без подписи.</w:t>
+      </w:r>
+    </w:p>
+    <w:p>
+      <w:pPr>
+        <w:pStyle w:val="BodyText"/>
+      </w:pPr>
+      <w:r>
+        <w:t xml:space="preserve">OLGA: А я… Двенадцать лет назад я выбрала бы первый путь: красиво и законно.</w:t>
+      </w:r>
+    </w:p>
+    <w:p>
+      <w:pPr>
+        <w:pStyle w:val="BodyText"/>
+      </w:pPr>
+      <w:r>
+        <w:t xml:space="preserve">ALEKSEY: А сегодня? Что вы выбираете сегодня, Ольга Петровна?</w:t>
+      </w:r>
+    </w:p>
+    <w:p>
+      <w:pPr>
+        <w:pStyle w:val="BodyText"/>
+      </w:pPr>
+      <w:r>
+        <w:t xml:space="preserve">OLGA: Сегодня я знаю, чем кончается «красиво». Поэтому второй, единогласно. Ирина, запишите это в протокол.</w:t>
+      </w:r>
+    </w:p>
+    <w:p>
+      <w:pPr>
+        <w:pStyle w:val="BodyText"/>
+      </w:pPr>
+      <w:r>
+        <w:t xml:space="preserve">IRINA: Записала, а теперь нужно звонить в Вонджу. У них шесть утра, а Доюн встаёт в шесть.</w:t>
+      </w:r>
+    </w:p>
+    <w:p>
+      <w:pPr>
+        <w:pStyle w:val="BodyText"/>
+      </w:pPr>
+      <w:r>
+        <w:t xml:space="preserve">DOYUN: Лёша? Сейчас шесть утра. Если ты звонишь в шесть, значит, случилось что-то плохое.</w:t>
+      </w:r>
+    </w:p>
+    <w:p>
+      <w:pPr>
+        <w:pStyle w:val="BodyText"/>
+      </w:pPr>
+      <w:r>
+        <w:t xml:space="preserve">ALEKSEY: Да, плохое. Ваш маркетинг прислал мне в ноябре перевод инструкции через агентство. Там «поверхностные слои» вместо «глубоких». Я переслал его верстальщику не глядя, и это попало в досье. Это моя вина, но и ваш файл тоже.</w:t>
+      </w:r>
+    </w:p>
+    <w:p>
+      <w:pPr>
+        <w:pStyle w:val="BodyText"/>
+      </w:pPr>
+      <w:r>
+        <w:t xml:space="preserve">DOYUN: Подожди, Сохи рядом. Она говорит, что маркетинг не имеет права отправлять инструкции. Никогда.</w:t>
+      </w:r>
+    </w:p>
+    <w:p>
+      <w:pPr>
+        <w:pStyle w:val="BodyText"/>
+      </w:pPr>
+      <w:r>
+        <w:t xml:space="preserve">SOHEE: Инструкции отправляю только я, с подписью отдела качества. Такое правило есть, но маркетинг о нём не знал.</w:t>
+      </w:r>
+    </w:p>
+    <w:p>
+      <w:pPr>
+        <w:pStyle w:val="BodyText"/>
+      </w:pPr>
+      <w:r>
+        <w:t xml:space="preserve">ALEKSEY: А теперь они об этом знают? Кто-нибудь им уже сказал?</w:t>
+      </w:r>
+    </w:p>
+    <w:p>
+      <w:pPr>
+        <w:pStyle w:val="BodyText"/>
+      </w:pPr>
+      <w:r>
+        <w:t xml:space="preserve">DOYUN: Сегодня узнают. Президент приходит в семь, и Сохи пойдёт к нему первой. Она говорит: «Это мой отдел должен был проверить, кто отправляет». Она опять берёт вину на себя, как всегда.</w:t>
+      </w:r>
+    </w:p>
+    <w:p>
+      <w:pPr>
+        <w:pStyle w:val="BodyText"/>
+      </w:pPr>
+      <w:r>
+        <w:t xml:space="preserve">SOHEE: Не вину, а систему: отклонение номер сто сорок, и я его записываю.</w:t>
+      </w:r>
+    </w:p>
+    <w:p>
+      <w:pPr>
+        <w:pStyle w:val="BodyText"/>
+      </w:pPr>
+      <w:r>
+        <w:t xml:space="preserve">OLGA: Госпожа Чон, а мы запишем своё отклонение: первое отклонение «Мост Медикал», номер один.</w:t>
+      </w:r>
+    </w:p>
+    <w:p>
+      <w:pPr>
+        <w:pStyle w:val="BodyText"/>
+      </w:pPr>
+      <w:r>
+        <w:t xml:space="preserve">IRINA: Но у нас ведь даже нет журнала отклонений.</w:t>
+      </w:r>
+    </w:p>
+    <w:p>
+      <w:pPr>
+        <w:pStyle w:val="BodyText"/>
+      </w:pPr>
+      <w:r>
+        <w:t xml:space="preserve">OLGA: Теперь есть. Алина, дайте, пожалуйста, вашу тетрадь, ту, с правилами.</w:t>
+      </w:r>
+    </w:p>
+    <w:p>
+      <w:pPr>
+        <w:pStyle w:val="BodyText"/>
+      </w:pPr>
+      <w:r>
+        <w:t xml:space="preserve">ALINA: Последняя страница у меня чистая, так что пишите на ней.</w:t>
+      </w:r>
+    </w:p>
+    <w:p>
+      <w:pPr>
+        <w:pStyle w:val="BodyText"/>
+      </w:pPr>
+      <w:r>
+        <w:t xml:space="preserve">ALEKSEY: Можно я сам напишу? Отклонение номер один, дата и описание. Причина: «Переслал документ, не открыв», а ответственный — Воронцов.</w:t>
+      </w:r>
+    </w:p>
+    <w:p>
+      <w:pPr>
+        <w:pStyle w:val="BodyText"/>
+      </w:pPr>
+      <w:r>
+        <w:t xml:space="preserve">DOYUN: Лёша, президент спросит только одно, я его знаю. Кто нашёл ошибку — вы или эксперт?</w:t>
+      </w:r>
+    </w:p>
+    <w:p>
+      <w:pPr>
+        <w:pStyle w:val="BodyText"/>
+      </w:pPr>
+      <w:r>
+        <w:t xml:space="preserve">ALEKSEY: Мы, а точнее Алина. Скажи ему: Алина, построчно, две недели.</w:t>
       </w:r>
     </w:p>
     <w:bookmarkEnd w:id="23"/>
@@ -1089,199 +1089,199 @@
         <w:pStyle w:val="FirstParagraph"/>
       </w:pPr>
       <w:r>
-        <w:t xml:space="preserve">OLGA: Письмо на одну страницу. Исправленная седьмая страница. Таблица расхождений Алины. Всё в двух экземплярах.</w:t>
-      </w:r>
-    </w:p>
-    <w:p>
-      <w:pPr>
-        <w:pStyle w:val="BodyText"/>
-      </w:pPr>
-      <w:r>
-        <w:t xml:space="preserve">ALEKSEY: Почему не электронно? Как ответы?</w:t>
-      </w:r>
-    </w:p>
-    <w:p>
-      <w:pPr>
-        <w:pStyle w:val="BodyText"/>
-      </w:pPr>
-      <w:r>
-        <w:t xml:space="preserve">OLGA: Электронно тоже. Но второй экземпляр — в канцелярию, лично. Со штампом о получении. Пусть будет дата.</w:t>
-      </w:r>
-    </w:p>
-    <w:p>
-      <w:pPr>
-        <w:pStyle w:val="BodyText"/>
-      </w:pPr>
-      <w:r>
-        <w:t xml:space="preserve">ALEKSEY: Ольга Петровна, смотрите. В коридоре. Это же…</w:t>
-      </w:r>
-    </w:p>
-    <w:p>
-      <w:pPr>
-        <w:pStyle w:val="BodyText"/>
-      </w:pPr>
-      <w:r>
-        <w:t xml:space="preserve">NAZAROVA: Миронова. Воронцов. Вы не на консультацию. Консультации по четвергам.</w:t>
-      </w:r>
-    </w:p>
-    <w:p>
-      <w:pPr>
-        <w:pStyle w:val="BodyText"/>
-      </w:pPr>
-      <w:r>
-        <w:t xml:space="preserve">OLGA: Мы в канцелярию, Тамара Викторовна. Письмо об исправлении технической ошибки.</w:t>
-      </w:r>
-    </w:p>
-    <w:p>
-      <w:pPr>
-        <w:pStyle w:val="BodyText"/>
-      </w:pPr>
-      <w:r>
-        <w:t xml:space="preserve">NAZAROVA: Об исправлении? Ответы пришли неделю назад. Какая ошибка?</w:t>
-      </w:r>
-    </w:p>
-    <w:p>
-      <w:pPr>
-        <w:pStyle w:val="BodyText"/>
-      </w:pPr>
-      <w:r>
-        <w:t xml:space="preserve">ALEKSEY: В инструкции. Седьмая страница. «Поверхностные слои дермы» вместо «средних и глубоких». Ошибка перевода. Наша.</w:t>
-      </w:r>
-    </w:p>
-    <w:p>
-      <w:pPr>
-        <w:pStyle w:val="BodyText"/>
-      </w:pPr>
-      <w:r>
-        <w:t xml:space="preserve">NAZAROVA: Дайте. Так. Таблица. Корейский, перевод, вёрстка. Кто делал таблицу?</w:t>
-      </w:r>
-    </w:p>
-    <w:p>
-      <w:pPr>
-        <w:pStyle w:val="BodyText"/>
-      </w:pPr>
-      <w:r>
-        <w:t xml:space="preserve">OLGA: Гарипова. Наш переводчик. Она врач.</w:t>
-      </w:r>
-    </w:p>
-    <w:p>
-      <w:pPr>
-        <w:pStyle w:val="BodyText"/>
-      </w:pPr>
-      <w:r>
-        <w:t xml:space="preserve">NAZAROVA: Врач переводит — это хорошо. Вы понимаете, что я могла это не заметить?</w:t>
-      </w:r>
-    </w:p>
-    <w:p>
-      <w:pPr>
-        <w:pStyle w:val="BodyText"/>
-      </w:pPr>
-      <w:r>
-        <w:t xml:space="preserve">OLGA: Понимаем.</w:t>
-      </w:r>
-    </w:p>
-    <w:p>
-      <w:pPr>
-        <w:pStyle w:val="BodyText"/>
-      </w:pPr>
-      <w:r>
-        <w:t xml:space="preserve">NAZAROVA: Я сравниваю инструкцию с досье. В досье описание техники — в клиническом разделе, на английском. Седьмую страницу я бы читала по-русски, в конце. Могла пропустить. Тогда ошибку нашла бы пациентка. Через шесть недель после укола.</w:t>
-      </w:r>
-    </w:p>
-    <w:p>
-      <w:pPr>
-        <w:pStyle w:val="BodyText"/>
-      </w:pPr>
-      <w:r>
-        <w:t xml:space="preserve">ALEKSEY: Поэтому мы пришли сами.</w:t>
-      </w:r>
-    </w:p>
-    <w:p>
-      <w:pPr>
-        <w:pStyle w:val="BodyText"/>
-      </w:pPr>
-      <w:r>
-        <w:t xml:space="preserve">NAZAROVA: Вы понимаете, что это может стоить вам второго круга?</w:t>
-      </w:r>
-    </w:p>
-    <w:p>
-      <w:pPr>
-        <w:pStyle w:val="BodyText"/>
-      </w:pPr>
-      <w:r>
-        <w:t xml:space="preserve">ALEKSEY: Ирина Сергеевна посчитала. Миллион сто. Мы проголосовали. Единогласно.</w:t>
-      </w:r>
-    </w:p>
-    <w:p>
-      <w:pPr>
-        <w:pStyle w:val="BodyText"/>
-      </w:pPr>
-      <w:r>
-        <w:t xml:space="preserve">NAZAROVA: Проголосовали. За тридцать лет ко мне с такой ошибкой сами приходили двое. Вы — третьи.</w:t>
-      </w:r>
-    </w:p>
-    <w:p>
-      <w:pPr>
-        <w:pStyle w:val="BodyText"/>
-      </w:pPr>
-      <w:r>
-        <w:t xml:space="preserve">OLGA: А первые двое?</w:t>
-      </w:r>
-    </w:p>
-    <w:p>
-      <w:pPr>
-        <w:pStyle w:val="BodyText"/>
-      </w:pPr>
-      <w:r>
-        <w:t xml:space="preserve">NAZAROVA: Первый получил удостоверение. Второй — нет. У второго ошибка была не одна.</w:t>
-      </w:r>
-    </w:p>
-    <w:p>
-      <w:pPr>
-        <w:pStyle w:val="BodyText"/>
-      </w:pPr>
-      <w:r>
-        <w:t xml:space="preserve">ALEKSEY: У нас одна. Мы проверили все сорок две страницы. Построчно.</w:t>
-      </w:r>
-    </w:p>
-    <w:p>
-      <w:pPr>
-        <w:pStyle w:val="BodyText"/>
-      </w:pPr>
-      <w:r>
-        <w:t xml:space="preserve">NAZAROVA: Письмо приму. Как исправление к ответу на седьмое замечание. Не как новые материалы. Срок не сдвигается. Но, Воронцов, это не подарок. Это правило: исправление, найденное заявителем до решения, — это исправление. Найденное мной — это замечание.</w:t>
-      </w:r>
-    </w:p>
-    <w:p>
-      <w:pPr>
-        <w:pStyle w:val="BodyText"/>
-      </w:pPr>
-      <w:r>
-        <w:t xml:space="preserve">OLGA: Спасибо, Тамара Викторовна.</w:t>
-      </w:r>
-    </w:p>
-    <w:p>
-      <w:pPr>
-        <w:pStyle w:val="BodyText"/>
-      </w:pPr>
-      <w:r>
-        <w:t xml:space="preserve">NAZAROVA: Не благодарите. Благодарность — лишняя информация. Ваши слова, Миронова?</w:t>
-      </w:r>
-    </w:p>
-    <w:p>
-      <w:pPr>
-        <w:pStyle w:val="BodyText"/>
-      </w:pPr>
-      <w:r>
-        <w:t xml:space="preserve">OLGA: Мои. Откуда вы знаете?</w:t>
-      </w:r>
-    </w:p>
-    <w:p>
-      <w:pPr>
-        <w:pStyle w:val="BodyText"/>
-      </w:pPr>
-      <w:r>
-        <w:t xml:space="preserve">NAZAROVA: Ваш ответ на двенадцать замечаний. Ни одного прилагательного. Я заметила. Идите в канцелярию.</w:t>
+        <w:t xml:space="preserve">OLGA: Письмо на одну страницу, исправленная седьмая страница и таблица расхождений Алины. Всё в двух экземплярах.</w:t>
+      </w:r>
+    </w:p>
+    <w:p>
+      <w:pPr>
+        <w:pStyle w:val="BodyText"/>
+      </w:pPr>
+      <w:r>
+        <w:t xml:space="preserve">ALEKSEY: А почему не электронно, как мы отправляли ответы?</w:t>
+      </w:r>
+    </w:p>
+    <w:p>
+      <w:pPr>
+        <w:pStyle w:val="BodyText"/>
+      </w:pPr>
+      <w:r>
+        <w:t xml:space="preserve">OLGA: Электронно тоже. Но второй экземпляр отдадим в канцелярию лично, со штампом о получении. Пусть будет дата.</w:t>
+      </w:r>
+    </w:p>
+    <w:p>
+      <w:pPr>
+        <w:pStyle w:val="BodyText"/>
+      </w:pPr>
+      <w:r>
+        <w:t xml:space="preserve">ALEKSEY: Ольга Петровна, смотрите, вон там, в коридоре. Это же…</w:t>
+      </w:r>
+    </w:p>
+    <w:p>
+      <w:pPr>
+        <w:pStyle w:val="BodyText"/>
+      </w:pPr>
+      <w:r>
+        <w:t xml:space="preserve">NAZAROVA: Миронова и Воронцов? Вы ведь не на консультацию? Консультации у меня по четвергам.</w:t>
+      </w:r>
+    </w:p>
+    <w:p>
+      <w:pPr>
+        <w:pStyle w:val="BodyText"/>
+      </w:pPr>
+      <w:r>
+        <w:t xml:space="preserve">OLGA: Мы в канцелярию, Тамара Викторовна, с письмом об исправлении технической ошибки.</w:t>
+      </w:r>
+    </w:p>
+    <w:p>
+      <w:pPr>
+        <w:pStyle w:val="BodyText"/>
+      </w:pPr>
+      <w:r>
+        <w:t xml:space="preserve">NAZAROVA: Об исправлении? Но ответы пришли неделю назад. Какая ещё ошибка?</w:t>
+      </w:r>
+    </w:p>
+    <w:p>
+      <w:pPr>
+        <w:pStyle w:val="BodyText"/>
+      </w:pPr>
+      <w:r>
+        <w:t xml:space="preserve">ALEKSEY: Ошибка в инструкции, на седьмой странице: «поверхностные слои дермы» вместо «средних и глубоких». Это ошибка перевода, и она наша.</w:t>
+      </w:r>
+    </w:p>
+    <w:p>
+      <w:pPr>
+        <w:pStyle w:val="BodyText"/>
+      </w:pPr>
+      <w:r>
+        <w:t xml:space="preserve">NAZAROVA: Дайте посмотреть. Так, таблица: корейский, перевод и вёрстка. Кто делал эту таблицу?</w:t>
+      </w:r>
+    </w:p>
+    <w:p>
+      <w:pPr>
+        <w:pStyle w:val="BodyText"/>
+      </w:pPr>
+      <w:r>
+        <w:t xml:space="preserve">OLGA: Гарипова, наш переводчик. Она врач по профессии.</w:t>
+      </w:r>
+    </w:p>
+    <w:p>
+      <w:pPr>
+        <w:pStyle w:val="BodyText"/>
+      </w:pPr>
+      <w:r>
+        <w:t xml:space="preserve">NAZAROVA: Врач переводит — это хорошо. А вы понимаете, что я могла это не заметить?</w:t>
+      </w:r>
+    </w:p>
+    <w:p>
+      <w:pPr>
+        <w:pStyle w:val="BodyText"/>
+      </w:pPr>
+      <w:r>
+        <w:t xml:space="preserve">OLGA: Понимаем, и именно поэтому мы сегодня здесь.</w:t>
+      </w:r>
+    </w:p>
+    <w:p>
+      <w:pPr>
+        <w:pStyle w:val="BodyText"/>
+      </w:pPr>
+      <w:r>
+        <w:t xml:space="preserve">NAZAROVA: Я сравниваю инструкцию с досье. В досье описание техники находится в клиническом разделе, на английском. Седьмую страницу я бы читала по-русски, в самом конце, и могла её пропустить. Тогда ошибку нашла бы пациентка, через шесть недель после укола.</w:t>
+      </w:r>
+    </w:p>
+    <w:p>
+      <w:pPr>
+        <w:pStyle w:val="BodyText"/>
+      </w:pPr>
+      <w:r>
+        <w:t xml:space="preserve">ALEKSEY: Поэтому мы и пришли к вам сами, не дожидаясь решения.</w:t>
+      </w:r>
+    </w:p>
+    <w:p>
+      <w:pPr>
+        <w:pStyle w:val="BodyText"/>
+      </w:pPr>
+      <w:r>
+        <w:t xml:space="preserve">NAZAROVA: А вы понимаете, что это может стоить вам второго круга?</w:t>
+      </w:r>
+    </w:p>
+    <w:p>
+      <w:pPr>
+        <w:pStyle w:val="BodyText"/>
+      </w:pPr>
+      <w:r>
+        <w:t xml:space="preserve">ALEKSEY: Ирина Сергеевна уже посчитала: миллион сто. Мы проголосовали, единогласно.</w:t>
+      </w:r>
+    </w:p>
+    <w:p>
+      <w:pPr>
+        <w:pStyle w:val="BodyText"/>
+      </w:pPr>
+      <w:r>
+        <w:t xml:space="preserve">NAZAROVA: Проголосовали… За тридцать лет ко мне с такой ошибкой сами приходили только двое. Вы третьи.</w:t>
+      </w:r>
+    </w:p>
+    <w:p>
+      <w:pPr>
+        <w:pStyle w:val="BodyText"/>
+      </w:pPr>
+      <w:r>
+        <w:t xml:space="preserve">OLGA: А что случилось с первыми двумя, если не секрет?</w:t>
+      </w:r>
+    </w:p>
+    <w:p>
+      <w:pPr>
+        <w:pStyle w:val="BodyText"/>
+      </w:pPr>
+      <w:r>
+        <w:t xml:space="preserve">NAZAROVA: Первый получил удостоверение, а второй нет, потому что у второго ошибка была не одна.</w:t>
+      </w:r>
+    </w:p>
+    <w:p>
+      <w:pPr>
+        <w:pStyle w:val="BodyText"/>
+      </w:pPr>
+      <w:r>
+        <w:t xml:space="preserve">ALEKSEY: У нас ошибка одна. Мы проверили все сорок две страницы, построчно.</w:t>
+      </w:r>
+    </w:p>
+    <w:p>
+      <w:pPr>
+        <w:pStyle w:val="BodyText"/>
+      </w:pPr>
+      <w:r>
+        <w:t xml:space="preserve">NAZAROVA: Письмо я приму как исправление к ответу на седьмое замечание, а не как новые материалы. Срок не сдвигается. Но, Воронцов, это не подарок, а правило: исправление, найденное заявителем до решения, — это исправление. А то, что нашла я, — это уже замечание.</w:t>
+      </w:r>
+    </w:p>
+    <w:p>
+      <w:pPr>
+        <w:pStyle w:val="BodyText"/>
+      </w:pPr>
+      <w:r>
+        <w:t xml:space="preserve">OLGA: Спасибо вам, Тамара Викторовна. Мы это очень ценим.</w:t>
+      </w:r>
+    </w:p>
+    <w:p>
+      <w:pPr>
+        <w:pStyle w:val="BodyText"/>
+      </w:pPr>
+      <w:r>
+        <w:t xml:space="preserve">NAZAROVA: Не благодарите, благодарность — лишняя информация. Это ведь ваши слова, Миронова?</w:t>
+      </w:r>
+    </w:p>
+    <w:p>
+      <w:pPr>
+        <w:pStyle w:val="BodyText"/>
+      </w:pPr>
+      <w:r>
+        <w:t xml:space="preserve">OLGA: Да, мои. Но откуда вы это знаете?</w:t>
+      </w:r>
+    </w:p>
+    <w:p>
+      <w:pPr>
+        <w:pStyle w:val="BodyText"/>
+      </w:pPr>
+      <w:r>
+        <w:t xml:space="preserve">NAZAROVA: Из вашего ответа на двенадцать замечаний: ни одного прилагательного. Я заметила. Идите в канцелярию.</w:t>
       </w:r>
     </w:p>
     <w:bookmarkEnd w:id="24"/>
@@ -1299,119 +1299,119 @@
         <w:pStyle w:val="FirstParagraph"/>
       </w:pPr>
       <w:r>
-        <w:t xml:space="preserve">IRINA: Алексей, сядьте. Мне нужно сказать неприятное. Без прилагательных.</w:t>
-      </w:r>
-    </w:p>
-    <w:p>
-      <w:pPr>
-        <w:pStyle w:val="BodyText"/>
-      </w:pPr>
-      <w:r>
-        <w:t xml:space="preserve">ALEKSEY: Говорите. Я заслужил.</w:t>
-      </w:r>
-    </w:p>
-    <w:p>
-      <w:pPr>
-        <w:pStyle w:val="BodyText"/>
-      </w:pPr>
-      <w:r>
-        <w:t xml:space="preserve">IRINA: Вы не заслужили. Вы ошиблись. Это разные вещи. Но я хочу десятый пункт.</w:t>
-      </w:r>
-    </w:p>
-    <w:p>
-      <w:pPr>
-        <w:pStyle w:val="BodyText"/>
-      </w:pPr>
-      <w:r>
-        <w:t xml:space="preserve">ALEKSEY: В корпоративный договор?</w:t>
-      </w:r>
-    </w:p>
-    <w:p>
-      <w:pPr>
-        <w:pStyle w:val="BodyText"/>
-      </w:pPr>
-      <w:r>
-        <w:t xml:space="preserve">IRINA: Да. Пункт десятый: ни один документ не уходит наружу без второй подписи. Не только платежи. Письма, переводы, файлы для верстальщика. Всё. Вторая подпись — моя или Ольги Петровны.</w:t>
-      </w:r>
-    </w:p>
-    <w:p>
-      <w:pPr>
-        <w:pStyle w:val="BodyText"/>
-      </w:pPr>
-      <w:r>
-        <w:t xml:space="preserve">ALEKSEY: Это замедлит работу.</w:t>
-      </w:r>
-    </w:p>
-    <w:p>
-      <w:pPr>
-        <w:pStyle w:val="BodyText"/>
-      </w:pPr>
-      <w:r>
-        <w:t xml:space="preserve">IRINA: Замедлит. На день. Ошибка в инструкции замедлила бы на год. Или навсегда.</w:t>
-      </w:r>
-    </w:p>
-    <w:p>
-      <w:pPr>
-        <w:pStyle w:val="BodyText"/>
-      </w:pPr>
-      <w:r>
-        <w:t xml:space="preserve">ALEKSEY: Согласен. Пункт десятый. Подпишу завтра у Зайцева.</w:t>
-      </w:r>
-    </w:p>
-    <w:p>
-      <w:pPr>
-        <w:pStyle w:val="BodyText"/>
-      </w:pPr>
-      <w:r>
-        <w:t xml:space="preserve">IRINA: И ещё. Вы сказали ночью: «Не защищайте меня». Я не защищала.</w:t>
-      </w:r>
-    </w:p>
-    <w:p>
-      <w:pPr>
-        <w:pStyle w:val="BodyText"/>
-      </w:pPr>
-      <w:r>
-        <w:t xml:space="preserve">ALEKSEY: А что вы делали?</w:t>
-      </w:r>
-    </w:p>
-    <w:p>
-      <w:pPr>
-        <w:pStyle w:val="BodyText"/>
-      </w:pPr>
-      <w:r>
-        <w:t xml:space="preserve">IRINA: Я защищала компанию. От вашей привычки брать всё на себя. Если виноват только один, систему не меняют. Виноватого ругают, а дыра остаётся. Я восемь лет видела это в аудите. Поэтому — «наша дыра».</w:t>
-      </w:r>
-    </w:p>
-    <w:p>
-      <w:pPr>
-        <w:pStyle w:val="BodyText"/>
-      </w:pPr>
-      <w:r>
-        <w:t xml:space="preserve">ALEKSEY: Понял. «Наша дыра». И «моё отклонение». Номер один.</w:t>
-      </w:r>
-    </w:p>
-    <w:p>
-      <w:pPr>
-        <w:pStyle w:val="BodyText"/>
-      </w:pPr>
-      <w:r>
-        <w:t xml:space="preserve">IRINA: Номер один. Надеюсь, в этой тетради будет мало страниц.</w:t>
-      </w:r>
-    </w:p>
-    <w:p>
-      <w:pPr>
-        <w:pStyle w:val="BodyText"/>
-      </w:pPr>
-      <w:r>
-        <w:t xml:space="preserve">ALEKSEY: Ирина… Может, теперь на «ты»? После общего кризиса?</w:t>
-      </w:r>
-    </w:p>
-    <w:p>
-      <w:pPr>
-        <w:pStyle w:val="BodyText"/>
-      </w:pPr>
-      <w:r>
-        <w:t xml:space="preserve">IRINA: Нельзя. Это был не общий кризис. Это был ваш. Будет общий — тогда посмотрим.</w:t>
+        <w:t xml:space="preserve">IRINA: Алексей, сядьте, пожалуйста. Мне нужно сказать вам неприятное, без прилагательных.</w:t>
+      </w:r>
+    </w:p>
+    <w:p>
+      <w:pPr>
+        <w:pStyle w:val="BodyText"/>
+      </w:pPr>
+      <w:r>
+        <w:t xml:space="preserve">ALEKSEY: Говорите, Ирина. Я это заслужил, и я готов слушать.</w:t>
+      </w:r>
+    </w:p>
+    <w:p>
+      <w:pPr>
+        <w:pStyle w:val="BodyText"/>
+      </w:pPr>
+      <w:r>
+        <w:t xml:space="preserve">IRINA: Вы не заслужили, вы ошиблись, а это разные вещи. Но я хочу добавить десятый пункт.</w:t>
+      </w:r>
+    </w:p>
+    <w:p>
+      <w:pPr>
+        <w:pStyle w:val="BodyText"/>
+      </w:pPr>
+      <w:r>
+        <w:t xml:space="preserve">ALEKSEY: Десятый пункт в наш корпоративный договор? О чём он будет?</w:t>
+      </w:r>
+    </w:p>
+    <w:p>
+      <w:pPr>
+        <w:pStyle w:val="BodyText"/>
+      </w:pPr>
+      <w:r>
+        <w:t xml:space="preserve">IRINA: Да. Пункт десятый: ни один документ не уходит наружу без второй подписи. Не только платежи, но и письма, переводы и файлы для верстальщика, то есть всё. Вторая подпись — моя или Ольги Петровны.</w:t>
+      </w:r>
+    </w:p>
+    <w:p>
+      <w:pPr>
+        <w:pStyle w:val="BodyText"/>
+      </w:pPr>
+      <w:r>
+        <w:t xml:space="preserve">ALEKSEY: Но ведь это замедлит нашу работу, и, может быть, сильно.</w:t>
+      </w:r>
+    </w:p>
+    <w:p>
+      <w:pPr>
+        <w:pStyle w:val="BodyText"/>
+      </w:pPr>
+      <w:r>
+        <w:t xml:space="preserve">IRINA: Замедлит на день. А ошибка в инструкции замедлила бы нас на год, или навсегда.</w:t>
+      </w:r>
+    </w:p>
+    <w:p>
+      <w:pPr>
+        <w:pStyle w:val="BodyText"/>
+      </w:pPr>
+      <w:r>
+        <w:t xml:space="preserve">ALEKSEY: Согласен: пункт десятый. Подпишу его завтра у Зайцева.</w:t>
+      </w:r>
+    </w:p>
+    <w:p>
+      <w:pPr>
+        <w:pStyle w:val="BodyText"/>
+      </w:pPr>
+      <w:r>
+        <w:t xml:space="preserve">IRINA: И ещё. Ночью вы сказали: «Не защищайте меня». Но я вас не защищала.</w:t>
+      </w:r>
+    </w:p>
+    <w:p>
+      <w:pPr>
+        <w:pStyle w:val="BodyText"/>
+      </w:pPr>
+      <w:r>
+        <w:t xml:space="preserve">ALEKSEY: А что же вы тогда делали, если не защищали меня?</w:t>
+      </w:r>
+    </w:p>
+    <w:p>
+      <w:pPr>
+        <w:pStyle w:val="BodyText"/>
+      </w:pPr>
+      <w:r>
+        <w:t xml:space="preserve">IRINA: Я защищала компанию от вашей привычки брать всё на себя. Если виноват только один, систему не меняют: виноватого ругают, а дыра остаётся. Я восемь лет видела это в аудите. Поэтому я и говорю «наша дыра».</w:t>
+      </w:r>
+    </w:p>
+    <w:p>
+      <w:pPr>
+        <w:pStyle w:val="BodyText"/>
+      </w:pPr>
+      <w:r>
+        <w:t xml:space="preserve">ALEKSEY: Понял: «наша дыра» и «моё отклонение», номер один.</w:t>
+      </w:r>
+    </w:p>
+    <w:p>
+      <w:pPr>
+        <w:pStyle w:val="BodyText"/>
+      </w:pPr>
+      <w:r>
+        <w:t xml:space="preserve">IRINA: Номер один. Надеюсь, что в этой тетради будет мало страниц.</w:t>
+      </w:r>
+    </w:p>
+    <w:p>
+      <w:pPr>
+        <w:pStyle w:val="BodyText"/>
+      </w:pPr>
+      <w:r>
+        <w:t xml:space="preserve">ALEKSEY: Ирина… Может быть, теперь перейдём на «ты»? После общего кризиса?</w:t>
+      </w:r>
+    </w:p>
+    <w:p>
+      <w:pPr>
+        <w:pStyle w:val="BodyText"/>
+      </w:pPr>
+      <w:r>
+        <w:t xml:space="preserve">IRINA: Нельзя. Это был не общий кризис, а ваш. Будет общий, тогда и посмотрим.</w:t>
       </w:r>
     </w:p>
     <w:p>
@@ -2247,7 +2247,7 @@
         <w:t xml:space="preserve">“</w:t>
       </w:r>
       <w:r>
-        <w:t xml:space="preserve">Я не защищаю. Я ищу систему. Если ошибка случилась у одного, значит, её пропустили все. Платежи у нас проверяются двумя подписями. Документы, которые уходят наружу, не проверяет никто. Это дыра. Не ваша — наша.</w:t>
+        <w:t xml:space="preserve">Я не защищаю. Я ищу систему. Если ошибка случилась у одного, значит, её пропустили все. Платежи у нас проверяются двумя подписями. А документы, которые уходят наружу, не проверяет никто. Это дыра. Не ваша — наша, и закрывать её нужно всем вместе.</w:t>
       </w:r>
       <w:r>
         <w:t xml:space="preserve">”</w:t>
@@ -2441,19 +2441,19 @@
               <w:jc w:val="left"/>
             </w:pPr>
             <w:r>
-              <w:t xml:space="preserve">Документы… не проверяет никто.</w:t>
-            </w:r>
-          </w:p>
-        </w:tc>
-        <w:tc>
-          <w:tcPr/>
-          <w:p>
-            <w:pPr>
-              <w:pStyle w:val="Compact"/>
-              <w:jc w:val="left"/>
-            </w:pPr>
-            <w:r>
-              <w:t xml:space="preserve">이중 부정(не… никто)</w:t>
+              <w:t xml:space="preserve">А документы, которые…, не проверяет никто.</w:t>
+            </w:r>
+          </w:p>
+        </w:tc>
+        <w:tc>
+          <w:tcPr/>
+          <w:p>
+            <w:pPr>
+              <w:pStyle w:val="Compact"/>
+              <w:jc w:val="left"/>
+            </w:pPr>
+            <w:r>
+              <w:t xml:space="preserve">а + 이중 부정(не… никто)</w:t>
             </w:r>
           </w:p>
         </w:tc>
@@ -2467,31 +2467,31 @@
               <w:jc w:val="left"/>
             </w:pPr>
             <w:r>
-              <w:t xml:space="preserve">⑤ 결론</w:t>
-            </w:r>
-          </w:p>
-        </w:tc>
-        <w:tc>
-          <w:tcPr/>
-          <w:p>
-            <w:pPr>
-              <w:pStyle w:val="Compact"/>
-              <w:jc w:val="left"/>
-            </w:pPr>
-            <w:r>
-              <w:t xml:space="preserve">Это дыра. Не ваша — наша.</w:t>
-            </w:r>
-          </w:p>
-        </w:tc>
-        <w:tc>
-          <w:tcPr/>
-          <w:p>
-            <w:pPr>
-              <w:pStyle w:val="Compact"/>
-              <w:jc w:val="left"/>
-            </w:pPr>
-            <w:r>
-              <w:t xml:space="preserve">소유대명사 대조</w:t>
+              <w:t xml:space="preserve">⑤ 결론 + 행동</w:t>
+            </w:r>
+          </w:p>
+        </w:tc>
+        <w:tc>
+          <w:tcPr/>
+          <w:p>
+            <w:pPr>
+              <w:pStyle w:val="Compact"/>
+              <w:jc w:val="left"/>
+            </w:pPr>
+            <w:r>
+              <w:t xml:space="preserve">Не ваша — наша, и закрывать её нужно всем вместе.</w:t>
+            </w:r>
+          </w:p>
+        </w:tc>
+        <w:tc>
+          <w:tcPr/>
+          <w:p>
+            <w:pPr>
+              <w:pStyle w:val="Compact"/>
+              <w:jc w:val="left"/>
+            </w:pPr>
+            <w:r>
+              <w:t xml:space="preserve">소유대명사 대조 + нужно + 여격(всем)</w:t>
             </w:r>
           </w:p>
         </w:tc>
@@ -2515,7 +2515,7 @@
         <w:t xml:space="preserve">“</w:t>
       </w:r>
       <w:r>
-        <w:t xml:space="preserve">Я не…, я… Если…, значит… X у нас…, а Y — никто. Это не ваша проблема, а наша.</w:t>
+        <w:t xml:space="preserve">Я не…, я… Если…, значит… X у нас…, а Y — никто. Это не ваша проблема, а наша, и решать её нужно всем вместе.</w:t>
       </w:r>
       <w:r>
         <w:t xml:space="preserve">”</w:t>
@@ -2534,7 +2534,7 @@
         <w:t xml:space="preserve"> </w:t>
       </w:r>
       <w:r>
-        <w:t xml:space="preserve">если… значит · не… никто · не ваша — наша</w:t>
+        <w:t xml:space="preserve">если… значит · а(그런데) · не… никто · не ваша — наша · всем вместе(모두 함께)</w:t>
       </w:r>
       <w:r>
         <w:t xml:space="preserve"> </w:t>
@@ -2550,7 +2550,7 @@
         <w:t xml:space="preserve"> </w:t>
       </w:r>
       <w:r>
-        <w:t xml:space="preserve">동료의 실수를 시스템 문제로 재정의하는 25~30단어 문장 만들기.</w:t>
+        <w:t xml:space="preserve">동료의 실수를 시스템 문제로 재정의하는 30~50단어 발화 만들기.</w:t>
       </w:r>
     </w:p>
     <w:bookmarkEnd w:id="30"/>
@@ -3053,119 +3053,119 @@
         <w:pStyle w:val="FirstParagraph"/>
       </w:pPr>
       <w:r>
-        <w:t xml:space="preserve">알리나: 올가 페트로브나, 아직 계세요? 이것 좀 보세요. 사용설명서 7쪽.</w:t>
-      </w:r>
-    </w:p>
-    <w:p>
-      <w:pPr>
-        <w:pStyle w:val="BodyText"/>
-      </w:pPr>
-      <w:r>
-        <w:t xml:space="preserve">올가: 난 늘 10시까지 있어요. 7쪽에 뭐가 있는데요?</w:t>
-      </w:r>
-    </w:p>
-    <w:p>
-      <w:pPr>
-        <w:pStyle w:val="BodyText"/>
-      </w:pPr>
-      <w:r>
-        <w:t xml:space="preserve">알리나: 이건 제 번역이 아니에요. 전 이렇게 안 써요. 여기 「주입을 시행한다」라고 돼 있는데, 전 「주입한다」라고 써요.</w:t>
-      </w:r>
-    </w:p>
-    <w:p>
-      <w:pPr>
-        <w:pStyle w:val="BodyText"/>
-      </w:pPr>
-      <w:r>
-        <w:t xml:space="preserve">올가: 관청 말투네요. 그럼 의사가 쓴 게 아니에요. 누구죠?</w:t>
-      </w:r>
-    </w:p>
-    <w:p>
-      <w:pPr>
-        <w:pStyle w:val="BodyText"/>
-      </w:pPr>
-      <w:r>
-        <w:t xml:space="preserve">알리나: 모르겠어요. 한국어 원본을 옆에 놓고 한 줄씩 읽고 있어요. 2주째예요.</w:t>
-      </w:r>
-    </w:p>
-    <w:p>
-      <w:pPr>
-        <w:pStyle w:val="BodyText"/>
-      </w:pPr>
-      <w:r>
-        <w:t xml:space="preserve">올가: 원본엔 뭐라고 돼 있어요?</w:t>
-      </w:r>
-    </w:p>
-    <w:p>
-      <w:pPr>
-        <w:pStyle w:val="BodyText"/>
-      </w:pPr>
-      <w:r>
-        <w:t xml:space="preserve">알리나: 금기 사항 아홉 개. 아홉 번째는 — 활동기 자가면역 질환. 편집본엔 없어요.</w:t>
-      </w:r>
-    </w:p>
-    <w:p>
-      <w:pPr>
-        <w:pStyle w:val="BodyText"/>
-      </w:pPr>
-      <w:r>
-        <w:t xml:space="preserve">올가: 그건 이미 복원했어요. 첨부 45. 또 뭐가 있어요?</w:t>
-      </w:r>
-    </w:p>
-    <w:p>
-      <w:pPr>
-        <w:pStyle w:val="BodyText"/>
-      </w:pPr>
-      <w:r>
-        <w:t xml:space="preserve">알리나: 더 나빠요. 「주입 기법」 항목. 원본엔 — 「진피의 중간층과 깊은 층에」.</w:t>
-      </w:r>
-    </w:p>
-    <w:p>
-      <w:pPr>
-        <w:pStyle w:val="BodyText"/>
-      </w:pPr>
-      <w:r>
-        <w:t xml:space="preserve">올가: 편집본엔요?</w:t>
-      </w:r>
-    </w:p>
-    <w:p>
-      <w:pPr>
-        <w:pStyle w:val="BodyText"/>
-      </w:pPr>
-      <w:r>
-        <w:t xml:space="preserve">알리나: 「진피의 얕은 층에」. 단어 하나. 정반대 뜻이에요.</w:t>
-      </w:r>
-    </w:p>
-    <w:p>
-      <w:pPr>
-        <w:pStyle w:val="BodyText"/>
-      </w:pPr>
-      <w:r>
-        <w:t xml:space="preserve">올가: 잠깐만요. 그게 첨부 45에 있어요? 목요일에 보낸 거기에?</w:t>
-      </w:r>
-    </w:p>
-    <w:p>
-      <w:pPr>
-        <w:pStyle w:val="BodyText"/>
-      </w:pPr>
-      <w:r>
-        <w:t xml:space="preserve">알리나: 거기에요. 우리는 아홉 번째 금기 사항은 복원했는데, 7쪽은 확인 안 했어요.</w:t>
-      </w:r>
-    </w:p>
-    <w:p>
-      <w:pPr>
-        <w:pStyle w:val="BodyText"/>
-      </w:pPr>
-      <w:r>
-        <w:t xml:space="preserve">올가: 「우리」가 아니에요. 나예요. 질문에만 답하자고 한 건 나였어요. 알렉세이 니콜라예비치한테 전화해요. 이리나한테도.</w:t>
-      </w:r>
-    </w:p>
-    <w:p>
-      <w:pPr>
-        <w:pStyle w:val="BodyText"/>
-      </w:pPr>
-      <w:r>
-        <w:t xml:space="preserve">알리나: 벌써 걸고 있어요. 올가 페트로브나, 손이 떨리세요.</w:t>
+        <w:t xml:space="preserve">알리나: 올가 페트로브나, 아직 계세요? 설명서 7쪽 좀 봐 주세요.</w:t>
+      </w:r>
+    </w:p>
+    <w:p>
+      <w:pPr>
+        <w:pStyle w:val="BodyText"/>
+      </w:pPr>
+      <w:r>
+        <w:t xml:space="preserve">올가: 난 늘 열 시까지 여기 있잖아요. 7쪽에 뭐가 잘못됐어요?</w:t>
+      </w:r>
+    </w:p>
+    <w:p>
+      <w:pPr>
+        <w:pStyle w:val="BodyText"/>
+      </w:pPr>
+      <w:r>
+        <w:t xml:space="preserve">알리나: 이건 제 번역이 아니에요. 전 이렇게 안 써요. 여기 「주입을 시행할 것」이라고 돼 있는데, 전 늘 「주입할 것」이라고 써요.</w:t>
+      </w:r>
+    </w:p>
+    <w:p>
+      <w:pPr>
+        <w:pStyle w:val="BodyText"/>
+      </w:pPr>
+      <w:r>
+        <w:t xml:space="preserve">올가: 관청 문체네요. 그러니까 의사가 쓴 게 아니에요. 그럼 누가 쓴 거죠?</w:t>
+      </w:r>
+    </w:p>
+    <w:p>
+      <w:pPr>
+        <w:pStyle w:val="BodyText"/>
+      </w:pPr>
+      <w:r>
+        <w:t xml:space="preserve">알리나: 모르겠어요. 한국어 원문을 옆에 두고 벌써 2주째 한 줄씩 읽고 있어요.</w:t>
+      </w:r>
+    </w:p>
+    <w:p>
+      <w:pPr>
+        <w:pStyle w:val="BodyText"/>
+      </w:pPr>
+      <w:r>
+        <w:t xml:space="preserve">올가: 한국어 원문엔 뭐라고 돼 있어요? 중요한 게 있어요?</w:t>
+      </w:r>
+    </w:p>
+    <w:p>
+      <w:pPr>
+        <w:pStyle w:val="BodyText"/>
+      </w:pPr>
+      <w:r>
+        <w:t xml:space="preserve">알리나: 금기 사항이 아홉 개예요. 아홉째가 활동기 자가면역 질환인데, 편집본엔 없어요.</w:t>
+      </w:r>
+    </w:p>
+    <w:p>
+      <w:pPr>
+        <w:pStyle w:val="BodyText"/>
+      </w:pPr>
+      <w:r>
+        <w:t xml:space="preserve">올가: 그건 이미 되돌려 넣었잖아요. 첨부 45번이요. 또 뭘 찾았어요?</w:t>
+      </w:r>
+    </w:p>
+    <w:p>
+      <w:pPr>
+        <w:pStyle w:val="BodyText"/>
+      </w:pPr>
+      <w:r>
+        <w:t xml:space="preserve">알리나: 더 나쁜 거요. 「주입 기법」 항목. 원문엔 「진피의 중간층과 깊은 층에」라고 돼 있어요.</w:t>
+      </w:r>
+    </w:p>
+    <w:p>
+      <w:pPr>
+        <w:pStyle w:val="BodyText"/>
+      </w:pPr>
+      <w:r>
+        <w:t xml:space="preserve">올가: 편집본엔 뭐라고 돼 있어요? 말해요, 각오했어요.</w:t>
+      </w:r>
+    </w:p>
+    <w:p>
+      <w:pPr>
+        <w:pStyle w:val="BodyText"/>
+      </w:pPr>
+      <w:r>
+        <w:t xml:space="preserve">알리나: 「진피의 얕은 층에」요. 단어 하나뿐인데 뜻은 정반대예요.</w:t>
+      </w:r>
+    </w:p>
+    <w:p>
+      <w:pPr>
+        <w:pStyle w:val="BodyText"/>
+      </w:pPr>
+      <w:r>
+        <w:t xml:space="preserve">올가: 잠깐만요. 그게 첨부 45번에 있어요? 목요일에 보낸 그거요?</w:t>
+      </w:r>
+    </w:p>
+    <w:p>
+      <w:pPr>
+        <w:pStyle w:val="BodyText"/>
+      </w:pPr>
+      <w:r>
+        <w:t xml:space="preserve">알리나: 네, 바로 그거요. 아홉째 금기 사항은 되돌렸는데, 7쪽은 확인 안 했어요.</w:t>
+      </w:r>
+    </w:p>
+    <w:p>
+      <w:pPr>
+        <w:pStyle w:val="BodyText"/>
+      </w:pPr>
+      <w:r>
+        <w:t xml:space="preserve">올가: 「우리」가 아니라 나예요. 질문에만 답하자고 한 게 나니까요. 알렉세이 니콜라예비치랑 이리나한테 급히 전화해요.</w:t>
+      </w:r>
+    </w:p>
+    <w:p>
+      <w:pPr>
+        <w:pStyle w:val="BodyText"/>
+      </w:pPr>
+      <w:r>
+        <w:t xml:space="preserve">알리나: 벌써 걸고 있어요. 올가 페트로브나, 손이 떨려요. 좀 앉으시는 게 어때요?</w:t>
       </w:r>
     </w:p>
     <w:bookmarkEnd w:id="33"/>
@@ -3183,279 +3183,279 @@
         <w:pStyle w:val="FirstParagraph"/>
       </w:pPr>
       <w:r>
-        <w:t xml:space="preserve">이리나: 왔어요. 택시로 20분. 택시비는 계좌 이체로. 보여 줘요.</w:t>
-      </w:r>
-    </w:p>
-    <w:p>
-      <w:pPr>
-        <w:pStyle w:val="BodyText"/>
-      </w:pPr>
-      <w:r>
-        <w:t xml:space="preserve">알리나: 여기요. 한국어, 제 번역, 편집본. 세 열. 빨간색이 불일치예요.</w:t>
-      </w:r>
-    </w:p>
-    <w:p>
-      <w:pPr>
-        <w:pStyle w:val="BodyText"/>
-      </w:pPr>
-      <w:r>
-        <w:t xml:space="preserve">이리나: 한 쪽에 빨간 줄이 일곱 개. 이 쪽은 어디서 왔어요?</w:t>
-      </w:r>
-    </w:p>
-    <w:p>
-      <w:pPr>
-        <w:pStyle w:val="BodyText"/>
-      </w:pPr>
-      <w:r>
-        <w:t xml:space="preserve">알렉세이: 저도 왔어요. 무슨 일이에요? 알리나 목소리가 이상했어요.</w:t>
-      </w:r>
-    </w:p>
-    <w:p>
-      <w:pPr>
-        <w:pStyle w:val="BodyText"/>
-      </w:pPr>
-      <w:r>
-        <w:t xml:space="preserve">올가: 사용설명서 7쪽. 「깊은 층」 대신 「얕은 층」. 첨부 45에.</w:t>
-      </w:r>
-    </w:p>
-    <w:p>
-      <w:pPr>
-        <w:pStyle w:val="BodyText"/>
-      </w:pPr>
-      <w:r>
-        <w:t xml:space="preserve">알렉세이: 얕은 층이요? 그건… 그건 코르닐로바의 결절이잖아요. 얇은 피부, 얕은 주입.</w:t>
-      </w:r>
-    </w:p>
-    <w:p>
-      <w:pPr>
-        <w:pStyle w:val="BodyText"/>
-      </w:pPr>
-      <w:r>
-        <w:t xml:space="preserve">올가: 바로 그거예요. 이리나, 서류는요? 누가 편집자한테 이 파일을 줬어요?</w:t>
-      </w:r>
-    </w:p>
-    <w:p>
-      <w:pPr>
-        <w:pStyle w:val="BodyText"/>
-      </w:pPr>
-      <w:r>
-        <w:t xml:space="preserve">이리나: 메일 보는 중이에요. 편집자가 파일 두 개를 받았어요. 11월 10일. 「설명서 최종」하고 「설명서 최종 2」.</w:t>
-      </w:r>
-    </w:p>
-    <w:p>
-      <w:pPr>
-        <w:pStyle w:val="BodyText"/>
-      </w:pPr>
-      <w:r>
-        <w:t xml:space="preserve">알리나: 제 건 「최종」이에요. 8일에 보냈어요. 「최종 2」는 누구 거예요?</w:t>
-      </w:r>
-    </w:p>
-    <w:p>
-      <w:pPr>
-        <w:pStyle w:val="BodyText"/>
-      </w:pPr>
-      <w:r>
-        <w:t xml:space="preserve">이리나: 「최종 2」는 알렉세이 니콜라예비치 주소에서 전달됐어요. 원래 발신자 — 서울, 마케팅 부서.</w:t>
-      </w:r>
-    </w:p>
-    <w:p>
-      <w:pPr>
-        <w:pStyle w:val="BodyText"/>
-      </w:pPr>
-      <w:r>
-        <w:t xml:space="preserve">알렉세이: 마케팅이요? 잠깐만요. 맞아요. 11월에 파일을 보내왔어요. 「브로슈어와 사용설명서용 완성 원고」라고요. 그림까지 넣어서 예쁘게 꾸며져 있었어요. 새 버전인 줄 알고 편집자한테 전달했어요. 열어 보지도 않고.</w:t>
-      </w:r>
-    </w:p>
-    <w:p>
-      <w:pPr>
-        <w:pStyle w:val="BodyText"/>
-      </w:pPr>
-      <w:r>
-        <w:t xml:space="preserve">이리나: 열어 보지도 않고.</w:t>
-      </w:r>
-    </w:p>
-    <w:p>
-      <w:pPr>
-        <w:pStyle w:val="BodyText"/>
-      </w:pPr>
-      <w:r>
-        <w:t xml:space="preserve">알렉세이: 열어 보지도 않고. 서둘렀어요. 할머니의 실수. 제 실수예요.</w:t>
-      </w:r>
-    </w:p>
-    <w:p>
-      <w:pPr>
-        <w:pStyle w:val="BodyText"/>
-      </w:pPr>
-      <w:r>
-        <w:t xml:space="preserve">올가: 서울 마케팅 — 결절 없는 요약을 쓴 그 사람들이에요?</w:t>
-      </w:r>
-    </w:p>
-    <w:p>
-      <w:pPr>
-        <w:pStyle w:val="BodyText"/>
-      </w:pPr>
-      <w:r>
-        <w:t xml:space="preserve">알렉세이: 같은 사람들이에요. 번역 에이전시를 썼대요. 유럽용으로. 에이전시는 의사가 아니죠.</w:t>
-      </w:r>
-    </w:p>
-    <w:p>
-      <w:pPr>
-        <w:pStyle w:val="BodyText"/>
-      </w:pPr>
-      <w:r>
-        <w:t xml:space="preserve">알리나: 편집자는 「최종 2」를 보고 마지막 버전이라고 생각했겠죠. 논리적이에요.</w:t>
-      </w:r>
-    </w:p>
-    <w:p>
-      <w:pPr>
-        <w:pStyle w:val="BodyText"/>
-      </w:pPr>
-      <w:r>
-        <w:t xml:space="preserve">이리나: 편집자한텐 논리적이죠. 우리한텐 아니에요. 우리는 파일이 어디서 왔는지 안 물었어요.</w:t>
-      </w:r>
-    </w:p>
-    <w:p>
-      <w:pPr>
-        <w:pStyle w:val="BodyText"/>
-      </w:pPr>
-      <w:r>
-        <w:t xml:space="preserve">알렉세이: 내가 안 물었어요. 「우리」가 아니라. 이리나, 날 감싸지 마요.</w:t>
-      </w:r>
-    </w:p>
-    <w:p>
-      <w:pPr>
-        <w:pStyle w:val="BodyText"/>
-      </w:pPr>
-      <w:r>
-        <w:t xml:space="preserve">이리나: 감싸는 거 아니에요. 시스템을 찾는 거예요. 한 사람한테서 오류가 났다면, 모두가 놓친 거예요. 우리 결제는 두 사람이 서명해요. 밖으로 나가는 서류는 아무도 확인 안 하고요. 이건 구멍이에요. 당신 구멍이 아니라 — 우리 구멍.</w:t>
-      </w:r>
-    </w:p>
-    <w:p>
-      <w:pPr>
-        <w:pStyle w:val="BodyText"/>
-      </w:pPr>
-      <w:r>
-        <w:t xml:space="preserve">올가: 코르닐로바한테 전화해요. 지금. 얼마나 위험한지 말해 달라고.</w:t>
-      </w:r>
-    </w:p>
-    <w:p>
-      <w:pPr>
-        <w:pStyle w:val="BodyText"/>
-      </w:pPr>
-      <w:r>
-        <w:t xml:space="preserve">알렉세이: 밤 10시가 넘었어요.</w:t>
-      </w:r>
-    </w:p>
-    <w:p>
-      <w:pPr>
-        <w:pStyle w:val="BodyText"/>
-      </w:pPr>
-      <w:r>
-        <w:t xml:space="preserve">올가: 의사예요. 환자 얘기면 의사한텐 10시 넘어서도 전화해요.</w:t>
-      </w:r>
-    </w:p>
-    <w:p>
-      <w:pPr>
-        <w:pStyle w:val="BodyText"/>
-      </w:pPr>
-      <w:r>
-        <w:t xml:space="preserve">코르닐로바: 코르닐로바예요. 알렉세이? 무슨 일 있어요?</w:t>
-      </w:r>
-    </w:p>
-    <w:p>
-      <w:pPr>
-        <w:pStyle w:val="BodyText"/>
-      </w:pPr>
-      <w:r>
-        <w:t xml:space="preserve">알렉세이: 엘레나 빅토로브나, 늦게 죄송해요. 사용설명서에 오류가 있어요. 「진피의 얕은 층에 주입」.</w:t>
-      </w:r>
-    </w:p>
-    <w:p>
-      <w:pPr>
-        <w:pStyle w:val="BodyText"/>
-      </w:pPr>
-      <w:r>
-        <w:t xml:space="preserve">코르닐로바: 누가 그렇게 썼어요?</w:t>
-      </w:r>
-    </w:p>
-    <w:p>
-      <w:pPr>
-        <w:pStyle w:val="BodyText"/>
-      </w:pPr>
-      <w:r>
-        <w:t xml:space="preserve">알렉세이: 에이전시요. 우리 마케팅을 거쳐서. 전달한 건 저예요. 확인 안 하고.</w:t>
-      </w:r>
-    </w:p>
-    <w:p>
-      <w:pPr>
-        <w:pStyle w:val="BodyText"/>
-      </w:pPr>
-      <w:r>
-        <w:t xml:space="preserve">코르닐로바: 경험 많은 의사는 무시할 거예요. 하지만 연수 막 마친 젊은 의사는 설명서를 읽고 쓰인 대로 하겠죠. 얕게, 얇은 피부에, 55세 이상에게. 6주 뒤면 — 결절. 셋이 아니라 삼백이요.</w:t>
-      </w:r>
-    </w:p>
-    <w:p>
-      <w:pPr>
-        <w:pStyle w:val="BodyText"/>
-      </w:pPr>
-      <w:r>
-        <w:t xml:space="preserve">알렉세이: 설명서는 아직 인쇄 안 됐어요. 도시에에만 있어요.</w:t>
-      </w:r>
-    </w:p>
-    <w:p>
-      <w:pPr>
-        <w:pStyle w:val="BodyText"/>
-      </w:pPr>
-      <w:r>
-        <w:t xml:space="preserve">코르닐로바: 도시에에. 그리고 도시에에서 — 등록증으로, 상자로. 지금 찾아서 다행이에요.</w:t>
-      </w:r>
-    </w:p>
-    <w:p>
-      <w:pPr>
-        <w:pStyle w:val="BodyText"/>
-      </w:pPr>
-      <w:r>
-        <w:t xml:space="preserve">알리나: 찾은 건 저예요. 엘레나 빅토로브나, 알리나예요. 한 줄씩 비교했어요.</w:t>
-      </w:r>
-    </w:p>
-    <w:p>
-      <w:pPr>
-        <w:pStyle w:val="BodyText"/>
-      </w:pPr>
-      <w:r>
-        <w:t xml:space="preserve">코르닐로바: 가리포바. 기억나요? 먼저 읽는 법부터 배우라고 했죠. 배웠네요. 다들 잘 자요.</w:t>
-      </w:r>
-    </w:p>
-    <w:p>
-      <w:pPr>
-        <w:pStyle w:val="BodyText"/>
-      </w:pPr>
-      <w:r>
-        <w:t xml:space="preserve">올가: 자. 오류는 찾았어요. 원인도 찾았고요. 이제 — 어떻게 할지.</w:t>
-      </w:r>
-    </w:p>
-    <w:p>
-      <w:pPr>
-        <w:pStyle w:val="BodyText"/>
-      </w:pPr>
-      <w:r>
-        <w:t xml:space="preserve">알렉세이: 심사관한테 써요. 내일 아침에. 우리가 먼저.</w:t>
-      </w:r>
-    </w:p>
-    <w:p>
-      <w:pPr>
-        <w:pStyle w:val="BodyText"/>
-      </w:pPr>
-      <w:r>
-        <w:t xml:space="preserve">올가: 서두르지 마요. 살면서 한 번만이라도. 길은 두 개고, 둘 다 나빠요.</w:t>
-      </w:r>
-    </w:p>
-    <w:p>
-      <w:pPr>
-        <w:pStyle w:val="BodyText"/>
-      </w:pPr>
-      <w:r>
-        <w:t xml:space="preserve">이리나: 그럼 덜 나쁜 걸 고르죠. 적을게요.</w:t>
+        <w:t xml:space="preserve">이리나: 왔어요, 택시로 20분 걸렸어요. 택시비는 물론 계좌 이체로요. 보여 줘요.</w:t>
+      </w:r>
+    </w:p>
+    <w:p>
+      <w:pPr>
+        <w:pStyle w:val="BodyText"/>
+      </w:pPr>
+      <w:r>
+        <w:t xml:space="preserve">알리나: 여기요. 한국어 원문, 제 번역, 편집본을 세 칸으로 놨어요. 빨간색이 불일치예요.</w:t>
+      </w:r>
+    </w:p>
+    <w:p>
+      <w:pPr>
+        <w:pStyle w:val="BodyText"/>
+      </w:pPr>
+      <w:r>
+        <w:t xml:space="preserve">이리나: 한 쪽에 빨간 줄이 일곱 개라니… 이 쪽은 대체 어디서 나온 거예요?</w:t>
+      </w:r>
+    </w:p>
+    <w:p>
+      <w:pPr>
+        <w:pStyle w:val="BodyText"/>
+      </w:pPr>
+      <w:r>
+        <w:t xml:space="preserve">알렉세이: 저도 왔어요. 무슨 일이에요? 알리나 목소리가 너무 이상했어요.</w:t>
+      </w:r>
+    </w:p>
+    <w:p>
+      <w:pPr>
+        <w:pStyle w:val="BodyText"/>
+      </w:pPr>
+      <w:r>
+        <w:t xml:space="preserve">올가: 설명서 7쪽이에요. 「깊은 층」 대신 「얕은 층」. 그게 첨부 45번에 들어 있어요.</w:t>
+      </w:r>
+    </w:p>
+    <w:p>
+      <w:pPr>
+        <w:pStyle w:val="BodyText"/>
+      </w:pPr>
+      <w:r>
+        <w:t xml:space="preserve">알렉세이: 얕은 층이요? 그건… 그건 코르닐로바가 말한 결절이잖아요. 얇은 피부, 얕은 주입.</w:t>
+      </w:r>
+    </w:p>
+    <w:p>
+      <w:pPr>
+        <w:pStyle w:val="BodyText"/>
+      </w:pPr>
+      <w:r>
+        <w:t xml:space="preserve">올가: 바로 그거예요. 이리나, 서류는 어디 있어요? 누가 편집자한테 이 파일을 줬어요?</w:t>
+      </w:r>
+    </w:p>
+    <w:p>
+      <w:pPr>
+        <w:pStyle w:val="BodyText"/>
+      </w:pPr>
+      <w:r>
+        <w:t xml:space="preserve">이리나: 메일 보고 있어요. 11월 10일에 편집자가 파일 두 개를 받았어요. 「설명서 최종」과 「설명서 최종 2」.</w:t>
+      </w:r>
+    </w:p>
+    <w:p>
+      <w:pPr>
+        <w:pStyle w:val="BodyText"/>
+      </w:pPr>
+      <w:r>
+        <w:t xml:space="preserve">알리나: 제 파일은 「최종」이고, 8일에 보냈어요. 그럼 「최종 2」는 누구 거예요?</w:t>
+      </w:r>
+    </w:p>
+    <w:p>
+      <w:pPr>
+        <w:pStyle w:val="BodyText"/>
+      </w:pPr>
+      <w:r>
+        <w:t xml:space="preserve">이리나: 「최종 2」는 알렉세이 니콜라예비치 주소에서 전달됐고, 처음 보낸 곳은 서울 마케팅 부서예요.</w:t>
+      </w:r>
+    </w:p>
+    <w:p>
+      <w:pPr>
+        <w:pStyle w:val="BodyText"/>
+      </w:pPr>
+      <w:r>
+        <w:t xml:space="preserve">알렉세이: 마케팅이요? 잠깐만요… 네, 11월에 저한테 파일을 보내면서 「브로슈어와 설명서용 완성 원고」라고 했어요. 그림까지 들어간 예쁜 파일이었어요. 새 버전인 줄 알고 편집자한테 전달했어요. 열어 보지도 않고요.</w:t>
+      </w:r>
+    </w:p>
+    <w:p>
+      <w:pPr>
+        <w:pStyle w:val="BodyText"/>
+      </w:pPr>
+      <w:r>
+        <w:t xml:space="preserve">이리나: 열어 보지도 않고요? 안에 뭐가 있는지 보지도 않았어요?</w:t>
+      </w:r>
+    </w:p>
+    <w:p>
+      <w:pPr>
+        <w:pStyle w:val="BodyText"/>
+      </w:pPr>
+      <w:r>
+        <w:t xml:space="preserve">알렉세이: 열어 보지도 않고요. 서둘렀거든요. 할머니가 말한 실수, 이번엔 제 실수예요.</w:t>
+      </w:r>
+    </w:p>
+    <w:p>
+      <w:pPr>
+        <w:pStyle w:val="BodyText"/>
+      </w:pPr>
+      <w:r>
+        <w:t xml:space="preserve">올가: 서울 마케팅이면 결절 없이 요약을 쓴 그 사람들이에요?</w:t>
+      </w:r>
+    </w:p>
+    <w:p>
+      <w:pPr>
+        <w:pStyle w:val="BodyText"/>
+      </w:pPr>
+      <w:r>
+        <w:t xml:space="preserve">알렉세이: 네, 같은 사람들이에요. 유럽용으로 번역 회사를 통해 번역했는데, 거기엔 의사가 없어요.</w:t>
+      </w:r>
+    </w:p>
+    <w:p>
+      <w:pPr>
+        <w:pStyle w:val="BodyText"/>
+      </w:pPr>
+      <w:r>
+        <w:t xml:space="preserve">알리나: 편집자는 「최종 2」를 보고 그게 마지막 버전이라고 생각했겠죠. 어떻게 보면 논리적이에요.</w:t>
+      </w:r>
+    </w:p>
+    <w:p>
+      <w:pPr>
+        <w:pStyle w:val="BodyText"/>
+      </w:pPr>
+      <w:r>
+        <w:t xml:space="preserve">이리나: 편집자한텐 논리적이지만 우리한텐 아니에요. 우린 파일이 어디서 왔는지 안 물었으니까요.</w:t>
+      </w:r>
+    </w:p>
+    <w:p>
+      <w:pPr>
+        <w:pStyle w:val="BodyText"/>
+      </w:pPr>
+      <w:r>
+        <w:t xml:space="preserve">알렉세이: 「우리」가 아니라 제가 안 물었어요. 이리나, 제발 저를 감싸지 마세요.</w:t>
+      </w:r>
+    </w:p>
+    <w:p>
+      <w:pPr>
+        <w:pStyle w:val="BodyText"/>
+      </w:pPr>
+      <w:r>
+        <w:t xml:space="preserve">이리나: 감싸는 게 아니에요. 시스템을 찾는 거예요. 한 사람한테서 오류가 났다면, 모두가 그걸 놓친 거예요. 우리 결제는 서명 두 개로 확인돼요. 그런데 밖으로 나가는 서류는 아무도 확인 안 해요. 이건 구멍이에요. 당신 게 아니라 우리 거예요. 그리고 다 같이 막아야 해요.</w:t>
+      </w:r>
+    </w:p>
+    <w:p>
+      <w:pPr>
+        <w:pStyle w:val="BodyText"/>
+      </w:pPr>
+      <w:r>
+        <w:t xml:space="preserve">올가: 지금 당장 코르닐로바한테 전화해요. 환자들한테 얼마나 위험한지 말해 달라고요.</w:t>
+      </w:r>
+    </w:p>
+    <w:p>
+      <w:pPr>
+        <w:pStyle w:val="BodyText"/>
+      </w:pPr>
+      <w:r>
+        <w:t xml:space="preserve">알렉세이: 하지만 벌써 열 시가 넘었어요. 이렇게 늦게 전화하기가 좀…</w:t>
+      </w:r>
+    </w:p>
+    <w:p>
+      <w:pPr>
+        <w:pStyle w:val="BodyText"/>
+      </w:pPr>
+      <w:r>
+        <w:t xml:space="preserve">올가: 그 사람은 의사예요. 환자 얘기라면 의사한텐 열 시가 넘어서도 전화해요.</w:t>
+      </w:r>
+    </w:p>
+    <w:p>
+      <w:pPr>
+        <w:pStyle w:val="BodyText"/>
+      </w:pPr>
+      <w:r>
+        <w:t xml:space="preserve">코르닐로바: 코르닐로바예요. 알렉세이? 이렇게 늦게 전화한 걸 보니 무슨 일 있어요?</w:t>
+      </w:r>
+    </w:p>
+    <w:p>
+      <w:pPr>
+        <w:pStyle w:val="BodyText"/>
+      </w:pPr>
+      <w:r>
+        <w:t xml:space="preserve">알렉세이: 엘레나 빅토로브나, 늦게 전화드려 죄송해요. 설명서에 오류가 있어요. 「진피의 얕은 층에 주입할 것.」</w:t>
+      </w:r>
+    </w:p>
+    <w:p>
+      <w:pPr>
+        <w:pStyle w:val="BodyText"/>
+      </w:pPr>
+      <w:r>
+        <w:t xml:space="preserve">코르닐로바: 누가 그렇게 썼어요? 필요한 것과 정반대잖아요.</w:t>
+      </w:r>
+    </w:p>
+    <w:p>
+      <w:pPr>
+        <w:pStyle w:val="BodyText"/>
+      </w:pPr>
+      <w:r>
+        <w:t xml:space="preserve">알렉세이: 번역 회사가 우리 마케팅을 통해서요. 그리고 그 파일을 확인도 안 하고 전달한 게 저예요.</w:t>
+      </w:r>
+    </w:p>
+    <w:p>
+      <w:pPr>
+        <w:pStyle w:val="BodyText"/>
+      </w:pPr>
+      <w:r>
+        <w:t xml:space="preserve">코르닐로바: 경험 많은 의사는 무시할 거예요. 하지만 연수만 마친 젊은 의사는 설명서를 읽고 쓰인 대로 하겠죠. 얕게, 얇은 피부에, 쉰다섯 넘은 환자에게. 6주 뒤엔 결절이 생겨요. 세 개가 아니라 삼백 개요.</w:t>
+      </w:r>
+    </w:p>
+    <w:p>
+      <w:pPr>
+        <w:pStyle w:val="BodyText"/>
+      </w:pPr>
+      <w:r>
+        <w:t xml:space="preserve">알렉세이: 하지만 설명서는 아직 인쇄 안 됐어요. 지금은 도시에에만 있어요.</w:t>
+      </w:r>
+    </w:p>
+    <w:p>
+      <w:pPr>
+        <w:pStyle w:val="BodyText"/>
+      </w:pPr>
+      <w:r>
+        <w:t xml:space="preserve">코르닐로바: 지금은 도시에에 있죠. 그런데 도시에에서 등록증으로, 그리고 상자로 들어가요. 지금 찾아서 다행이에요.</w:t>
+      </w:r>
+    </w:p>
+    <w:p>
+      <w:pPr>
+        <w:pStyle w:val="BodyText"/>
+      </w:pPr>
+      <w:r>
+        <w:t xml:space="preserve">알리나: 찾은 건 저예요, 엘레나 빅토로브나. 알리나예요. 한 줄씩 다 대조했어요.</w:t>
+      </w:r>
+    </w:p>
+    <w:p>
+      <w:pPr>
+        <w:pStyle w:val="BodyText"/>
+      </w:pPr>
+      <w:r>
+        <w:t xml:space="preserve">코르닐로바: 가리포바, 기억나요? 먼저 읽는 법부터 배우라고 했죠. 배웠네요. 다들 잘 자요.</w:t>
+      </w:r>
+    </w:p>
+    <w:p>
+      <w:pPr>
+        <w:pStyle w:val="BodyText"/>
+      </w:pPr>
+      <w:r>
+        <w:t xml:space="preserve">올가: 자, 오류도 찾았고 원인도 찾았어요. 이제 뭘 할지 정해요.</w:t>
+      </w:r>
+    </w:p>
+    <w:p>
+      <w:pPr>
+        <w:pStyle w:val="BodyText"/>
+      </w:pPr>
+      <w:r>
+        <w:t xml:space="preserve">알렉세이: 내일 아침에 우리가 직접 심사관한테 써요. 그게 유일하게 옳은 결정이에요.</w:t>
+      </w:r>
+    </w:p>
+    <w:p>
+      <w:pPr>
+        <w:pStyle w:val="BodyText"/>
+      </w:pPr>
+      <w:r>
+        <w:t xml:space="preserve">올가: 서두르지 마요, 평생 한 번이라도요. 길은 둘이고, 둘 다 나빠요.</w:t>
+      </w:r>
+    </w:p>
+    <w:p>
+      <w:pPr>
+        <w:pStyle w:val="BodyText"/>
+      </w:pPr>
+      <w:r>
+        <w:t xml:space="preserve">이리나: 그럼 덜 나쁜 쪽을 골라요. 제가 적을게요.</w:t>
       </w:r>
     </w:p>
     <w:bookmarkEnd w:id="34"/>
@@ -3473,239 +3473,239 @@
         <w:pStyle w:val="FirstParagraph"/>
       </w:pPr>
       <w:r>
-        <w:t xml:space="preserve">올가: 첫 번째 길. 침묵해요. 결정을 기다려요. 나자로바가 못 알아채면 — 등록증을 받죠.</w:t>
-      </w:r>
-    </w:p>
-    <w:p>
-      <w:pPr>
-        <w:pStyle w:val="BodyText"/>
-      </w:pPr>
-      <w:r>
-        <w:t xml:space="preserve">알렉세이: 그다음엔요?</w:t>
-      </w:r>
-    </w:p>
-    <w:p>
-      <w:pPr>
-        <w:pStyle w:val="BodyText"/>
-      </w:pPr>
-      <w:r>
-        <w:t xml:space="preserve">올가: 그다음엔 한 달 뒤 설명서 변경을 신청해요. 일반 업데이트처럼. 많이들 그렇게 해요. 합법이에요.</w:t>
-      </w:r>
-    </w:p>
-    <w:p>
-      <w:pPr>
-        <w:pStyle w:val="BodyText"/>
-      </w:pPr>
-      <w:r>
-        <w:t xml:space="preserve">이리나: 합법이죠. 하지만 한 달 동안 오류가 등록증 안에 살아 있어요. 우리 서명을 달고.</w:t>
-      </w:r>
-    </w:p>
-    <w:p>
-      <w:pPr>
-        <w:pStyle w:val="BodyText"/>
-      </w:pPr>
-      <w:r>
-        <w:t xml:space="preserve">올가: 두 번째 길. 지금 써요. 기술적 오류 정정 서한. 하지만 이건 위험해요.</w:t>
-      </w:r>
-    </w:p>
-    <w:p>
-      <w:pPr>
-        <w:pStyle w:val="BodyText"/>
-      </w:pPr>
-      <w:r>
-        <w:t xml:space="preserve">알렉세이: 무슨 위험이요? 고치는 건데요.</w:t>
-      </w:r>
-    </w:p>
-    <w:p>
-      <w:pPr>
-        <w:pStyle w:val="BodyText"/>
-      </w:pPr>
-      <w:r>
-        <w:t xml:space="preserve">올가: 나자로바가 그 편지를 새 자료로 볼 수 있어요. 그럼 심사가 처음부터 다시 시작되거나, 2차 지적이 나와요. 두세 달 더예요. 창고, 사무실, 당신 대출. 그게 루블로 얼마인지 이리나가 계산할 거예요.</w:t>
-      </w:r>
-    </w:p>
-    <w:p>
-      <w:pPr>
-        <w:pStyle w:val="BodyText"/>
-      </w:pPr>
-      <w:r>
-        <w:t xml:space="preserve">이리나: 벌써 계산했어요. 석 달 — 110만. 급여 빼고.</w:t>
-      </w:r>
-    </w:p>
-    <w:p>
-      <w:pPr>
-        <w:pStyle w:val="BodyText"/>
-      </w:pPr>
-      <w:r>
-        <w:t xml:space="preserve">알렉세이: 110만. 그리고 첫 번째 길은 합법이고.</w:t>
-      </w:r>
-    </w:p>
-    <w:p>
-      <w:pPr>
-        <w:pStyle w:val="BodyText"/>
-      </w:pPr>
-      <w:r>
-        <w:t xml:space="preserve">올가: 합법이죠. 알렉세이 니콜라예비치, 이걸 알아줬으면 해요: 난 당신 대신 선택하지 않아요. 4항 — 등록 경로는 내가 정해요. 하지만 이건 등록 경로가 아니에요. 우리가 누구냐의 문제예요. 그건 우리 셋이 정해요.</w:t>
-      </w:r>
-    </w:p>
-    <w:p>
-      <w:pPr>
-        <w:pStyle w:val="BodyText"/>
-      </w:pPr>
-      <w:r>
-        <w:t xml:space="preserve">알렉세이: 그럼 전 두 번째에 투표해요. 편지. 내일.</w:t>
-      </w:r>
-    </w:p>
-    <w:p>
-      <w:pPr>
-        <w:pStyle w:val="BodyText"/>
-      </w:pPr>
-      <w:r>
-        <w:t xml:space="preserve">이리나: 두 번째요. 서명이 붙은 오류가 서명 없는 오류보다 나빠요.</w:t>
-      </w:r>
-    </w:p>
-    <w:p>
-      <w:pPr>
-        <w:pStyle w:val="BodyText"/>
-      </w:pPr>
-      <w:r>
-        <w:t xml:space="preserve">올가: 나는… 12년 전이라면 첫 번째를 골랐을 거예요. 예쁘고 합법이니까.</w:t>
-      </w:r>
-    </w:p>
-    <w:p>
-      <w:pPr>
-        <w:pStyle w:val="BodyText"/>
-      </w:pPr>
-      <w:r>
-        <w:t xml:space="preserve">알렉세이: 그럼 오늘은요?</w:t>
-      </w:r>
-    </w:p>
-    <w:p>
-      <w:pPr>
-        <w:pStyle w:val="BodyText"/>
-      </w:pPr>
-      <w:r>
-        <w:t xml:space="preserve">올가: 오늘은 「예쁜 것」이 어떻게 끝나는지 알아요. 두 번째. 만장일치. 이리나, 의사록에 적어요.</w:t>
-      </w:r>
-    </w:p>
-    <w:p>
-      <w:pPr>
-        <w:pStyle w:val="BodyText"/>
-      </w:pPr>
-      <w:r>
-        <w:t xml:space="preserve">이리나: 적었어요. 이제 원주. 거긴 아침 6시예요. 도윤은 6시에 일어나요.</w:t>
-      </w:r>
-    </w:p>
-    <w:p>
-      <w:pPr>
-        <w:pStyle w:val="BodyText"/>
-      </w:pPr>
-      <w:r>
-        <w:t xml:space="preserve">도윤: 료샤? 아침 6시야. 네가 6시에 전화하면 안 좋은 일이지.</w:t>
-      </w:r>
-    </w:p>
-    <w:p>
-      <w:pPr>
-        <w:pStyle w:val="BodyText"/>
-      </w:pPr>
-      <w:r>
-        <w:t xml:space="preserve">알렉세이: 안 좋아. 너희 마케팅이 11월에 사용설명서 번역을 나한테 보냈어. 에이전시를 통해서. 거기 「깊은 층」 대신 「얕은 층」이라고 돼 있어. 내가 안 보고 편집자한테 넘겼어. 그게 도시에에 들어갔어. 내 잘못이지만, 너희 파일이기도 해.</w:t>
-      </w:r>
-    </w:p>
-    <w:p>
-      <w:pPr>
-        <w:pStyle w:val="BodyText"/>
-      </w:pPr>
-      <w:r>
-        <w:t xml:space="preserve">도윤: 잠깐. 소희 씨가 옆에 있어. 이렇게 말해: 마케팅은 사용설명서를 보낼 권한이 없대. 절대로.</w:t>
-      </w:r>
-    </w:p>
-    <w:p>
-      <w:pPr>
-        <w:pStyle w:val="BodyText"/>
-      </w:pPr>
-      <w:r>
-        <w:t xml:space="preserve">소희: 설명서는 — 저한테서만. 품질 서명. 규칙 있어요. 마케팅이 몰랐어요.</w:t>
-      </w:r>
-    </w:p>
-    <w:p>
-      <w:pPr>
-        <w:pStyle w:val="BodyText"/>
-      </w:pPr>
-      <w:r>
-        <w:t xml:space="preserve">알렉세이: 이제는 알아요?</w:t>
-      </w:r>
-    </w:p>
-    <w:p>
-      <w:pPr>
-        <w:pStyle w:val="BodyText"/>
-      </w:pPr>
-      <w:r>
-        <w:t xml:space="preserve">도윤: 오늘 알게 될 거야. 대표님이 7시에 오셔. 소희 씨가 제일 먼저 가겠대. 이렇게 말해: 「누가 보내는지 확인했어야 하는 건 우리 부서였다」. 또 자기 잘못이래.</w:t>
-      </w:r>
-    </w:p>
-    <w:p>
-      <w:pPr>
-        <w:pStyle w:val="BodyText"/>
-      </w:pPr>
-      <w:r>
-        <w:t xml:space="preserve">소희: 잘못 아니에요. 시스템. 일탈 번호… 140. 적어요.</w:t>
-      </w:r>
-    </w:p>
-    <w:p>
-      <w:pPr>
-        <w:pStyle w:val="BodyText"/>
-      </w:pPr>
-      <w:r>
-        <w:t xml:space="preserve">올가: 정 팀장님, 우리도 우리 걸 적을게요. 「모스트 메디컬」 첫 번째 일탈. 1번.</w:t>
-      </w:r>
-    </w:p>
-    <w:p>
-      <w:pPr>
-        <w:pStyle w:val="BodyText"/>
-      </w:pPr>
-      <w:r>
-        <w:t xml:space="preserve">이리나: 우린 일탈 일지가 없잖아요.</w:t>
-      </w:r>
-    </w:p>
-    <w:p>
-      <w:pPr>
-        <w:pStyle w:val="BodyText"/>
-      </w:pPr>
-      <w:r>
-        <w:t xml:space="preserve">올가: 이제 있어요. 알리나, 공책 줘요. 규칙 적던 그거.</w:t>
-      </w:r>
-    </w:p>
-    <w:p>
-      <w:pPr>
-        <w:pStyle w:val="BodyText"/>
-      </w:pPr>
-      <w:r>
-        <w:t xml:space="preserve">알리나: 마지막 장이 비어 있어요. 쓰세요.</w:t>
-      </w:r>
-    </w:p>
-    <w:p>
-      <w:pPr>
-        <w:pStyle w:val="BodyText"/>
-      </w:pPr>
-      <w:r>
-        <w:t xml:space="preserve">알렉세이: 제가 써도 될까요? 일탈 1번. 날짜. 내용. 원인: 「서류를 열어 보지 않고 전달함」. 책임자: 보론초프.</w:t>
-      </w:r>
-    </w:p>
-    <w:p>
-      <w:pPr>
-        <w:pStyle w:val="BodyText"/>
-      </w:pPr>
-      <w:r>
-        <w:t xml:space="preserve">도윤: 료샤, 대표님은 하나만 물으실 거야. 내가 알아. 오류를 찾은 게 너희야, 심사관이야?</w:t>
-      </w:r>
-    </w:p>
-    <w:p>
-      <w:pPr>
-        <w:pStyle w:val="BodyText"/>
-      </w:pPr>
-      <w:r>
-        <w:t xml:space="preserve">알렉세이: 우리. 알리나. 그렇게 말씀드려: 알리나가, 한 줄씩, 2주 동안.</w:t>
+        <w:t xml:space="preserve">올가: 첫째 길. 입 다물고 결정을 기다려요. 나자로바가 못 알아채면 등록증을 받아요.</w:t>
+      </w:r>
+    </w:p>
+    <w:p>
+      <w:pPr>
+        <w:pStyle w:val="BodyText"/>
+      </w:pPr>
+      <w:r>
+        <w:t xml:space="preserve">알렉세이: 그럼 등록증 받은 다음엔 어떻게 돼요?</w:t>
+      </w:r>
+    </w:p>
+    <w:p>
+      <w:pPr>
+        <w:pStyle w:val="BodyText"/>
+      </w:pPr>
+      <w:r>
+        <w:t xml:space="preserve">올가: 그다음 한 달 뒤에 일반 갱신처럼 설명서 변경을 신청해요. 많은 회사가 그렇게 하고, 합법이에요.</w:t>
+      </w:r>
+    </w:p>
+    <w:p>
+      <w:pPr>
+        <w:pStyle w:val="BodyText"/>
+      </w:pPr>
+      <w:r>
+        <w:t xml:space="preserve">이리나: 합법이죠. 하지만 꼬박 한 달 동안 오류가 등록증 안에 살아 있어요. 우리 서명과 함께요.</w:t>
+      </w:r>
+    </w:p>
+    <w:p>
+      <w:pPr>
+        <w:pStyle w:val="BodyText"/>
+      </w:pPr>
+      <w:r>
+        <w:t xml:space="preserve">올가: 둘째 길. 지금 기술적 오류 정정 서한을 써요. 하지만 그건 위험해요.</w:t>
+      </w:r>
+    </w:p>
+    <w:p>
+      <w:pPr>
+        <w:pStyle w:val="BodyText"/>
+      </w:pPr>
+      <w:r>
+        <w:t xml:space="preserve">알렉세이: 여기서 무슨 위험이 있어요? 우린 숨기는 게 아니라 고치는 거잖아요.</w:t>
+      </w:r>
+    </w:p>
+    <w:p>
+      <w:pPr>
+        <w:pStyle w:val="BodyText"/>
+      </w:pPr>
+      <w:r>
+        <w:t xml:space="preserve">올가: 나자로바가 그 편지를 새 자료로 볼 수 있어요. 그러면 심사가 처음부터 다시 시작되거나 2차 지적이 나와요. 그건 두세 달이 더 걸린다는 거예요. 창고, 사무실, 당신 대출. 그게 루블로 얼마인지는 이리나가 계산할 거예요.</w:t>
+      </w:r>
+    </w:p>
+    <w:p>
+      <w:pPr>
+        <w:pStyle w:val="BodyText"/>
+      </w:pPr>
+      <w:r>
+        <w:t xml:space="preserve">이리나: 이미 계산했어요. 석 달이면 110만이에요. 급여 빼고요.</w:t>
+      </w:r>
+    </w:p>
+    <w:p>
+      <w:pPr>
+        <w:pStyle w:val="BodyText"/>
+      </w:pPr>
+      <w:r>
+        <w:t xml:space="preserve">알렉세이: 110만이라… 그럼 첫째 길은 완전히 합법이네요.</w:t>
+      </w:r>
+    </w:p>
+    <w:p>
+      <w:pPr>
+        <w:pStyle w:val="BodyText"/>
+      </w:pPr>
+      <w:r>
+        <w:t xml:space="preserve">올가: 합법이에요. 알렉세이 니콜라예비치, 이걸 알아줬으면 해요. 난 당신 대신 고르지 않아요. 4조에 따라 등록 경로는 내가 정해요. 하지만 이건 등록 경로가 아니라 우리가 누구냐는 문제예요. 그건 우리 셋이 정해요.</w:t>
+      </w:r>
+    </w:p>
+    <w:p>
+      <w:pPr>
+        <w:pStyle w:val="BodyText"/>
+      </w:pPr>
+      <w:r>
+        <w:t xml:space="preserve">알렉세이: 그럼 전 둘째 길에 투표해요. 편지, 그것도 내일 당장.</w:t>
+      </w:r>
+    </w:p>
+    <w:p>
+      <w:pPr>
+        <w:pStyle w:val="BodyText"/>
+      </w:pPr>
+      <w:r>
+        <w:t xml:space="preserve">이리나: 저도 둘째요. 우리 서명이 붙은 오류는 서명 없는 오류보다 나빠요.</w:t>
+      </w:r>
+    </w:p>
+    <w:p>
+      <w:pPr>
+        <w:pStyle w:val="BodyText"/>
+      </w:pPr>
+      <w:r>
+        <w:t xml:space="preserve">올가: 그리고 나는… 12년 전이었다면 첫째 길을 골랐을 거예요. 예쁘고 합법적이니까.</w:t>
+      </w:r>
+    </w:p>
+    <w:p>
+      <w:pPr>
+        <w:pStyle w:val="BodyText"/>
+      </w:pPr>
+      <w:r>
+        <w:t xml:space="preserve">알렉세이: 그럼 오늘은요? 오늘은 뭘 고르세요, 올가 페트로브나?</w:t>
+      </w:r>
+    </w:p>
+    <w:p>
+      <w:pPr>
+        <w:pStyle w:val="BodyText"/>
+      </w:pPr>
+      <w:r>
+        <w:t xml:space="preserve">올가: 오늘은 「예쁜 것」이 어떻게 끝나는지 알아요. 그래서 둘째, 만장일치예요. 이리나, 의사록에 적어요.</w:t>
+      </w:r>
+    </w:p>
+    <w:p>
+      <w:pPr>
+        <w:pStyle w:val="BodyText"/>
+      </w:pPr>
+      <w:r>
+        <w:t xml:space="preserve">이리나: 적었어요. 이제 원주에 전화해야 해요. 거긴 아침 6시고, 도윤은 6시에 일어나요.</w:t>
+      </w:r>
+    </w:p>
+    <w:p>
+      <w:pPr>
+        <w:pStyle w:val="BodyText"/>
+      </w:pPr>
+      <w:r>
+        <w:t xml:space="preserve">도윤: 료샤? 지금 아침 6시야. 네가 6시에 전화하면 뭔가 나쁜 일이 생긴 거지.</w:t>
+      </w:r>
+    </w:p>
+    <w:p>
+      <w:pPr>
+        <w:pStyle w:val="BodyText"/>
+      </w:pPr>
+      <w:r>
+        <w:t xml:space="preserve">알렉세이: 응, 나쁜 일이야. 너희 마케팅이 11월에 번역 회사를 거친 설명서 번역을 나한테 보냈어. 거기 「깊은 층」 대신 「얕은 층」이라고 돼 있었어. 난 안 보고 편집자한테 넘겼고, 그게 도시에에 들어갔어. 내 잘못이지만, 너희 파일이기도 해.</w:t>
+      </w:r>
+    </w:p>
+    <w:p>
+      <w:pPr>
+        <w:pStyle w:val="BodyText"/>
+      </w:pPr>
+      <w:r>
+        <w:t xml:space="preserve">도윤: 잠깐, 소희 씨가 옆에 있어. 마케팅은 설명서를 보낼 권한이 없대. 절대로.</w:t>
+      </w:r>
+    </w:p>
+    <w:p>
+      <w:pPr>
+        <w:pStyle w:val="BodyText"/>
+      </w:pPr>
+      <w:r>
+        <w:t xml:space="preserve">소희: 설명서는 저만 보내요. 품질 부서 서명을 붙여서요. 그런 규칙이 있는데, 마케팅이 몰랐어요.</w:t>
+      </w:r>
+    </w:p>
+    <w:p>
+      <w:pPr>
+        <w:pStyle w:val="BodyText"/>
+      </w:pPr>
+      <w:r>
+        <w:t xml:space="preserve">알렉세이: 지금은 알아요? 누가 벌써 말해 줬어요?</w:t>
+      </w:r>
+    </w:p>
+    <w:p>
+      <w:pPr>
+        <w:pStyle w:val="BodyText"/>
+      </w:pPr>
+      <w:r>
+        <w:t xml:space="preserve">도윤: 오늘 알게 될 거야. 대표님이 7시에 출근하시는데, 소희 씨가 제일 먼저 찾아갈 거래. 「누가 보내는지 확인했어야 하는 건 우리 부서」라고 하네. 늘 그렇듯 또 자기 잘못으로 떠안는 거지.</w:t>
+      </w:r>
+    </w:p>
+    <w:p>
+      <w:pPr>
+        <w:pStyle w:val="BodyText"/>
+      </w:pPr>
+      <w:r>
+        <w:t xml:space="preserve">소희: 잘못이 아니라 시스템이에요. 일탈 140번, 그리고 그걸 적고 있어요.</w:t>
+      </w:r>
+    </w:p>
+    <w:p>
+      <w:pPr>
+        <w:pStyle w:val="BodyText"/>
+      </w:pPr>
+      <w:r>
+        <w:t xml:space="preserve">올가: 정 팀장님, 우리도 우리 걸 적을게요. 「모스트 메디컬」의 첫 일탈, 1번이요.</w:t>
+      </w:r>
+    </w:p>
+    <w:p>
+      <w:pPr>
+        <w:pStyle w:val="BodyText"/>
+      </w:pPr>
+      <w:r>
+        <w:t xml:space="preserve">이리나: 하지만 우린 일탈 일지조차 없잖아요.</w:t>
+      </w:r>
+    </w:p>
+    <w:p>
+      <w:pPr>
+        <w:pStyle w:val="BodyText"/>
+      </w:pPr>
+      <w:r>
+        <w:t xml:space="preserve">올가: 이제 생겼어요. 알리나, 그 공책 좀 줘요. 규칙 적은 그 공책이요.</w:t>
+      </w:r>
+    </w:p>
+    <w:p>
+      <w:pPr>
+        <w:pStyle w:val="BodyText"/>
+      </w:pPr>
+      <w:r>
+        <w:t xml:space="preserve">알리나: 마지막 쪽이 비어 있으니까 거기 쓰세요.</w:t>
+      </w:r>
+    </w:p>
+    <w:p>
+      <w:pPr>
+        <w:pStyle w:val="BodyText"/>
+      </w:pPr>
+      <w:r>
+        <w:t xml:space="preserve">알렉세이: 제가 직접 써도 될까요? 일탈 1번, 날짜와 설명. 원인: 「서류를 열어 보지도 않고 전달함」, 그리고 책임자는 보론초프.</w:t>
+      </w:r>
+    </w:p>
+    <w:p>
+      <w:pPr>
+        <w:pStyle w:val="BodyText"/>
+      </w:pPr>
+      <w:r>
+        <w:t xml:space="preserve">도윤: 료샤, 대표님은 하나만 물으실 거야. 내가 그분을 알거든. 오류를 찾은 게 너희야, 심사관이야?</w:t>
+      </w:r>
+    </w:p>
+    <w:p>
+      <w:pPr>
+        <w:pStyle w:val="BodyText"/>
+      </w:pPr>
+      <w:r>
+        <w:t xml:space="preserve">알렉세이: 우리야, 정확히는 알리나. 이렇게 전해 줘. 알리나가 2주 동안 한 줄씩 대조했다고.</w:t>
       </w:r>
     </w:p>
     <w:bookmarkEnd w:id="35"/>
@@ -3723,199 +3723,199 @@
         <w:pStyle w:val="FirstParagraph"/>
       </w:pPr>
       <w:r>
-        <w:t xml:space="preserve">올가: 한 쪽짜리 편지. 고친 7쪽. 알리나의 불일치 표. 전부 두 부씩.</w:t>
-      </w:r>
-    </w:p>
-    <w:p>
-      <w:pPr>
-        <w:pStyle w:val="BodyText"/>
-      </w:pPr>
-      <w:r>
-        <w:t xml:space="preserve">알렉세이: 왜 전자로 안 해요? 답변처럼.</w:t>
-      </w:r>
-    </w:p>
-    <w:p>
-      <w:pPr>
-        <w:pStyle w:val="BodyText"/>
-      </w:pPr>
-      <w:r>
-        <w:t xml:space="preserve">올가: 전자로도 해요. 하지만 두 번째 부는 — 접수처에 직접. 접수 도장 받아서. 날짜가 남게.</w:t>
-      </w:r>
-    </w:p>
-    <w:p>
-      <w:pPr>
-        <w:pStyle w:val="BodyText"/>
-      </w:pPr>
-      <w:r>
-        <w:t xml:space="preserve">알렉세이: 올가 페트로브나, 저기 보세요. 복도에. 저분은…</w:t>
-      </w:r>
-    </w:p>
-    <w:p>
-      <w:pPr>
-        <w:pStyle w:val="BodyText"/>
-      </w:pPr>
-      <w:r>
-        <w:t xml:space="preserve">나자로바: 미로노바. 보론초프. 상담 때문에 온 건 아니죠. 상담은 목요일이에요.</w:t>
-      </w:r>
-    </w:p>
-    <w:p>
-      <w:pPr>
-        <w:pStyle w:val="BodyText"/>
-      </w:pPr>
-      <w:r>
-        <w:t xml:space="preserve">올가: 접수처에 왔어요, 타마라 빅토로브나. 기술적 오류 정정 서한이요.</w:t>
-      </w:r>
-    </w:p>
-    <w:p>
-      <w:pPr>
-        <w:pStyle w:val="BodyText"/>
-      </w:pPr>
-      <w:r>
-        <w:t xml:space="preserve">나자로바: 정정? 답변은 일주일 전에 왔는데. 무슨 오류예요?</w:t>
-      </w:r>
-    </w:p>
-    <w:p>
-      <w:pPr>
-        <w:pStyle w:val="BodyText"/>
-      </w:pPr>
-      <w:r>
-        <w:t xml:space="preserve">알렉세이: 사용설명서요. 7쪽. 「진피의 중간층과 깊은 층」 대신 「얕은 층」. 번역 오류. 저희 거예요.</w:t>
-      </w:r>
-    </w:p>
-    <w:p>
-      <w:pPr>
-        <w:pStyle w:val="BodyText"/>
-      </w:pPr>
-      <w:r>
-        <w:t xml:space="preserve">나자로바: 줘 봐요. 음. 표. 한국어, 번역, 편집본. 이 표는 누가 만들었어요?</w:t>
-      </w:r>
-    </w:p>
-    <w:p>
-      <w:pPr>
-        <w:pStyle w:val="BodyText"/>
-      </w:pPr>
-      <w:r>
-        <w:t xml:space="preserve">올가: 가리포바요. 저희 번역가예요. 의사예요.</w:t>
-      </w:r>
-    </w:p>
-    <w:p>
-      <w:pPr>
-        <w:pStyle w:val="BodyText"/>
-      </w:pPr>
-      <w:r>
-        <w:t xml:space="preserve">나자로바: 의사가 번역한다 — 좋네요. 내가 이걸 못 알아챘을 수도 있다는 거 알아요?</w:t>
-      </w:r>
-    </w:p>
-    <w:p>
-      <w:pPr>
-        <w:pStyle w:val="BodyText"/>
-      </w:pPr>
-      <w:r>
-        <w:t xml:space="preserve">올가: 알아요.</w:t>
-      </w:r>
-    </w:p>
-    <w:p>
-      <w:pPr>
-        <w:pStyle w:val="BodyText"/>
-      </w:pPr>
-      <w:r>
-        <w:t xml:space="preserve">나자로바: 난 사용설명서를 도시에와 대조해요. 도시에에선 기법 설명이 임상 항목에 영어로 있죠. 7쪽은 러시아어로, 마지막에 읽었을 거예요. 놓칠 수도 있었어요. 그럼 오류는 환자가 찾았겠죠. 주사 맞고 6주 뒤에.</w:t>
-      </w:r>
-    </w:p>
-    <w:p>
-      <w:pPr>
-        <w:pStyle w:val="BodyText"/>
-      </w:pPr>
-      <w:r>
-        <w:t xml:space="preserve">알렉세이: 그래서 저희가 직접 왔어요.</w:t>
-      </w:r>
-    </w:p>
-    <w:p>
-      <w:pPr>
-        <w:pStyle w:val="BodyText"/>
-      </w:pPr>
-      <w:r>
-        <w:t xml:space="preserve">나자로바: 이게 2차 심사로 이어질 수도 있다는 거 알아요?</w:t>
-      </w:r>
-    </w:p>
-    <w:p>
-      <w:pPr>
-        <w:pStyle w:val="BodyText"/>
-      </w:pPr>
-      <w:r>
-        <w:t xml:space="preserve">알렉세이: 이리나 세르게예브나가 계산했어요. 110만. 투표했어요. 만장일치로.</w:t>
-      </w:r>
-    </w:p>
-    <w:p>
-      <w:pPr>
-        <w:pStyle w:val="BodyText"/>
-      </w:pPr>
-      <w:r>
-        <w:t xml:space="preserve">나자로바: 투표했다. 30년 동안 이런 오류를 들고 직접 찾아온 사람은 둘이었어요. 당신들이 세 번째예요.</w:t>
-      </w:r>
-    </w:p>
-    <w:p>
-      <w:pPr>
-        <w:pStyle w:val="BodyText"/>
-      </w:pPr>
-      <w:r>
-        <w:t xml:space="preserve">올가: 앞의 두 사람은요?</w:t>
-      </w:r>
-    </w:p>
-    <w:p>
-      <w:pPr>
-        <w:pStyle w:val="BodyText"/>
-      </w:pPr>
-      <w:r>
-        <w:t xml:space="preserve">나자로바: 첫 번째는 등록증을 받았어요. 두 번째는 — 못 받았고요. 두 번째는 오류가 하나가 아니었거든요.</w:t>
-      </w:r>
-    </w:p>
-    <w:p>
-      <w:pPr>
-        <w:pStyle w:val="BodyText"/>
-      </w:pPr>
-      <w:r>
-        <w:t xml:space="preserve">알렉세이: 저희는 하나예요. 42쪽 전부 확인했어요. 한 줄씩.</w:t>
-      </w:r>
-    </w:p>
-    <w:p>
-      <w:pPr>
-        <w:pStyle w:val="BodyText"/>
-      </w:pPr>
-      <w:r>
-        <w:t xml:space="preserve">나자로바: 편지는 받겠어요. 7번 지적 답변에 대한 정정으로. 새 자료가 아니라. 기한은 안 바뀌어요. 하지만 보론초프, 이건 선물이 아니에요. 규칙이에요: 결정 전에 신청자가 찾은 정정은 정정이에요. 내가 찾은 건 지적이고요.</w:t>
-      </w:r>
-    </w:p>
-    <w:p>
-      <w:pPr>
-        <w:pStyle w:val="BodyText"/>
-      </w:pPr>
-      <w:r>
-        <w:t xml:space="preserve">올가: 감사합니다, 타마라 빅토로브나.</w:t>
-      </w:r>
-    </w:p>
-    <w:p>
-      <w:pPr>
-        <w:pStyle w:val="BodyText"/>
-      </w:pPr>
-      <w:r>
-        <w:t xml:space="preserve">나자로바: 감사하지 마요. 감사는 넘치는 정보예요. 당신 말이죠, 미로노바?</w:t>
-      </w:r>
-    </w:p>
-    <w:p>
-      <w:pPr>
-        <w:pStyle w:val="BodyText"/>
-      </w:pPr>
-      <w:r>
-        <w:t xml:space="preserve">올가: 제 말이에요. 어떻게 아세요?</w:t>
-      </w:r>
-    </w:p>
-    <w:p>
-      <w:pPr>
-        <w:pStyle w:val="BodyText"/>
-      </w:pPr>
-      <w:r>
-        <w:t xml:space="preserve">나자로바: 지적 열두 개에 대한 당신 답변. 형용사가 하나도 없었어요. 눈치챘죠. 접수처로 가요.</w:t>
+        <w:t xml:space="preserve">올가: 한 쪽짜리 편지, 고친 7쪽, 알리나의 불일치 대조표. 전부 두 부씩이에요.</w:t>
+      </w:r>
+    </w:p>
+    <w:p>
+      <w:pPr>
+        <w:pStyle w:val="BodyText"/>
+      </w:pPr>
+      <w:r>
+        <w:t xml:space="preserve">알렉세이: 왜 답변 보낼 때처럼 전자로 안 해요?</w:t>
+      </w:r>
+    </w:p>
+    <w:p>
+      <w:pPr>
+        <w:pStyle w:val="BodyText"/>
+      </w:pPr>
+      <w:r>
+        <w:t xml:space="preserve">올가: 전자로도 해요. 하지만 두 번째 부는 접수처에 직접 내고 접수 도장을 받아요. 날짜가 남게요.</w:t>
+      </w:r>
+    </w:p>
+    <w:p>
+      <w:pPr>
+        <w:pStyle w:val="BodyText"/>
+      </w:pPr>
+      <w:r>
+        <w:t xml:space="preserve">알렉세이: 올가 페트로브나, 저기 보세요, 복도에. 저분은…</w:t>
+      </w:r>
+    </w:p>
+    <w:p>
+      <w:pPr>
+        <w:pStyle w:val="BodyText"/>
+      </w:pPr>
+      <w:r>
+        <w:t xml:space="preserve">나자로바: 미로노바와 보론초프? 상담 때문에 온 건 아니죠? 상담은 목요일이에요.</w:t>
+      </w:r>
+    </w:p>
+    <w:p>
+      <w:pPr>
+        <w:pStyle w:val="BodyText"/>
+      </w:pPr>
+      <w:r>
+        <w:t xml:space="preserve">올가: 접수처에 왔어요, 타마라 빅토로브나. 기술적 오류 정정 서한을 들고요.</w:t>
+      </w:r>
+    </w:p>
+    <w:p>
+      <w:pPr>
+        <w:pStyle w:val="BodyText"/>
+      </w:pPr>
+      <w:r>
+        <w:t xml:space="preserve">나자로바: 정정이요? 답변은 일주일 전에 왔는데요. 무슨 오류예요?</w:t>
+      </w:r>
+    </w:p>
+    <w:p>
+      <w:pPr>
+        <w:pStyle w:val="BodyText"/>
+      </w:pPr>
+      <w:r>
+        <w:t xml:space="preserve">알렉세이: 사용설명서 7쪽 오류예요. 「진피의 중간층과 깊은 층」 대신 「얕은 층」이라고 돼 있어요. 번역 오류이고, 저희 잘못이에요.</w:t>
+      </w:r>
+    </w:p>
+    <w:p>
+      <w:pPr>
+        <w:pStyle w:val="BodyText"/>
+      </w:pPr>
+      <w:r>
+        <w:t xml:space="preserve">나자로바: 봅시다. 자, 대조표. 한국어, 번역, 편집본. 이 표는 누가 만들었어요?</w:t>
+      </w:r>
+    </w:p>
+    <w:p>
+      <w:pPr>
+        <w:pStyle w:val="BodyText"/>
+      </w:pPr>
+      <w:r>
+        <w:t xml:space="preserve">올가: 가리포바요, 우리 번역가예요. 직업이 의사예요.</w:t>
+      </w:r>
+    </w:p>
+    <w:p>
+      <w:pPr>
+        <w:pStyle w:val="BodyText"/>
+      </w:pPr>
+      <w:r>
+        <w:t xml:space="preserve">나자로바: 의사가 번역한다니 좋네요. 그런데 내가 이걸 못 알아챌 수도 있었다는 거 알아요?</w:t>
+      </w:r>
+    </w:p>
+    <w:p>
+      <w:pPr>
+        <w:pStyle w:val="BodyText"/>
+      </w:pPr>
+      <w:r>
+        <w:t xml:space="preserve">올가: 알아요. 바로 그래서 오늘 여기 온 거예요.</w:t>
+      </w:r>
+    </w:p>
+    <w:p>
+      <w:pPr>
+        <w:pStyle w:val="BodyText"/>
+      </w:pPr>
+      <w:r>
+        <w:t xml:space="preserve">나자로바: 난 설명서를 도시에와 비교해요. 도시에에서 기법 설명은 임상 항목에 영어로 있어요. 7쪽은 맨 마지막에 러시아어로 읽었을 거고, 놓쳤을 수도 있어요. 그럼 오류는 환자가 찾았겠죠. 주사 맞고 6주 뒤에요.</w:t>
+      </w:r>
+    </w:p>
+    <w:p>
+      <w:pPr>
+        <w:pStyle w:val="BodyText"/>
+      </w:pPr>
+      <w:r>
+        <w:t xml:space="preserve">알렉세이: 그래서 결정을 기다리지 않고 저희가 직접 온 거예요.</w:t>
+      </w:r>
+    </w:p>
+    <w:p>
+      <w:pPr>
+        <w:pStyle w:val="BodyText"/>
+      </w:pPr>
+      <w:r>
+        <w:t xml:space="preserve">나자로바: 그게 2차 심사로 이어질 수 있다는 건 알아요?</w:t>
+      </w:r>
+    </w:p>
+    <w:p>
+      <w:pPr>
+        <w:pStyle w:val="BodyText"/>
+      </w:pPr>
+      <w:r>
+        <w:t xml:space="preserve">알렉세이: 이리나 세르게예브나가 벌써 계산했어요. 110만이요. 투표했어요, 만장일치로.</w:t>
+      </w:r>
+    </w:p>
+    <w:p>
+      <w:pPr>
+        <w:pStyle w:val="BodyText"/>
+      </w:pPr>
+      <w:r>
+        <w:t xml:space="preserve">나자로바: 투표했다라… 30년 동안 이런 오류를 들고 직접 찾아온 사람은 둘뿐이었어요. 당신들이 세 번째예요.</w:t>
+      </w:r>
+    </w:p>
+    <w:p>
+      <w:pPr>
+        <w:pStyle w:val="BodyText"/>
+      </w:pPr>
+      <w:r>
+        <w:t xml:space="preserve">올가: 비밀이 아니라면, 앞의 두 사람은 어떻게 됐어요?</w:t>
+      </w:r>
+    </w:p>
+    <w:p>
+      <w:pPr>
+        <w:pStyle w:val="BodyText"/>
+      </w:pPr>
+      <w:r>
+        <w:t xml:space="preserve">나자로바: 첫 번째는 등록증을 받았고, 두 번째는 못 받았어요. 두 번째는 오류가 하나가 아니었거든요.</w:t>
+      </w:r>
+    </w:p>
+    <w:p>
+      <w:pPr>
+        <w:pStyle w:val="BodyText"/>
+      </w:pPr>
+      <w:r>
+        <w:t xml:space="preserve">알렉세이: 저희는 하나예요. 42쪽 전부 한 줄씩 확인했어요.</w:t>
+      </w:r>
+    </w:p>
+    <w:p>
+      <w:pPr>
+        <w:pStyle w:val="BodyText"/>
+      </w:pPr>
+      <w:r>
+        <w:t xml:space="preserve">나자로바: 편지는 새 자료가 아니라 7번 지적 답변의 정정으로 받을게요. 기한은 안 바뀌어요. 하지만 보론초프, 이건 선물이 아니라 규칙이에요. 결정 전에 신청자가 찾은 정정은 정정이에요. 내가 찾은 건 이미 지적이고요.</w:t>
+      </w:r>
+    </w:p>
+    <w:p>
+      <w:pPr>
+        <w:pStyle w:val="BodyText"/>
+      </w:pPr>
+      <w:r>
+        <w:t xml:space="preserve">올가: 감사합니다, 타마라 빅토로브나. 정말 소중히 여길게요.</w:t>
+      </w:r>
+    </w:p>
+    <w:p>
+      <w:pPr>
+        <w:pStyle w:val="BodyText"/>
+      </w:pPr>
+      <w:r>
+        <w:t xml:space="preserve">나자로바: 감사하지 마요. 감사는 불필요한 정보예요. 그거 당신 말이죠, 미로노바?</w:t>
+      </w:r>
+    </w:p>
+    <w:p>
+      <w:pPr>
+        <w:pStyle w:val="BodyText"/>
+      </w:pPr>
+      <w:r>
+        <w:t xml:space="preserve">올가: 네, 제 말이에요. 그런데 그걸 어떻게 아세요?</w:t>
+      </w:r>
+    </w:p>
+    <w:p>
+      <w:pPr>
+        <w:pStyle w:val="BodyText"/>
+      </w:pPr>
+      <w:r>
+        <w:t xml:space="preserve">나자로바: 지적 열두 개에 대한 당신 답변에서요. 형용사가 하나도 없었어요. 알아봤죠. 접수처로 가요.</w:t>
       </w:r>
     </w:p>
     <w:bookmarkEnd w:id="36"/>
@@ -3933,119 +3933,119 @@
         <w:pStyle w:val="FirstParagraph"/>
       </w:pPr>
       <w:r>
-        <w:t xml:space="preserve">이리나: 알렉세이, 앉아요. 불편한 얘기를 해야겠어요. 형용사 없이.</w:t>
-      </w:r>
-    </w:p>
-    <w:p>
-      <w:pPr>
-        <w:pStyle w:val="BodyText"/>
-      </w:pPr>
-      <w:r>
-        <w:t xml:space="preserve">알렉세이: 하세요. 그럴 만해요.</w:t>
-      </w:r>
-    </w:p>
-    <w:p>
-      <w:pPr>
-        <w:pStyle w:val="BodyText"/>
-      </w:pPr>
-      <w:r>
-        <w:t xml:space="preserve">이리나: 그럴 만한 게 아니에요. 실수한 거죠. 다른 거예요. 그래도 10항을 원해요.</w:t>
-      </w:r>
-    </w:p>
-    <w:p>
-      <w:pPr>
-        <w:pStyle w:val="BodyText"/>
-      </w:pPr>
-      <w:r>
-        <w:t xml:space="preserve">알렉세이: 기업 협약에요?</w:t>
-      </w:r>
-    </w:p>
-    <w:p>
-      <w:pPr>
-        <w:pStyle w:val="BodyText"/>
-      </w:pPr>
-      <w:r>
-        <w:t xml:space="preserve">이리나: 네. 10항: 어떤 서류도 두 번째 서명 없이 밖으로 나가지 않는다. 결제만이 아니라. 편지, 번역, 편집자한테 가는 파일. 전부. 두 번째 서명은 — 저나 올가 페트로브나.</w:t>
-      </w:r>
-    </w:p>
-    <w:p>
-      <w:pPr>
-        <w:pStyle w:val="BodyText"/>
-      </w:pPr>
-      <w:r>
-        <w:t xml:space="preserve">알렉세이: 일이 느려질 거예요.</w:t>
-      </w:r>
-    </w:p>
-    <w:p>
-      <w:pPr>
-        <w:pStyle w:val="BodyText"/>
-      </w:pPr>
-      <w:r>
-        <w:t xml:space="preserve">이리나: 느려지죠. 하루. 설명서 오류였다면 1년 느려졌을 거예요. 아니면 영원히.</w:t>
-      </w:r>
-    </w:p>
-    <w:p>
-      <w:pPr>
-        <w:pStyle w:val="BodyText"/>
-      </w:pPr>
-      <w:r>
-        <w:t xml:space="preserve">알렉세이: 동의해요. 10항. 내일 자이체프한테서 서명할게요.</w:t>
-      </w:r>
-    </w:p>
-    <w:p>
-      <w:pPr>
-        <w:pStyle w:val="BodyText"/>
-      </w:pPr>
-      <w:r>
-        <w:t xml:space="preserve">이리나: 그리고 하나 더. 어젯밤에 「날 감싸지 마요」라고 했죠. 감싼 거 아니에요.</w:t>
-      </w:r>
-    </w:p>
-    <w:p>
-      <w:pPr>
-        <w:pStyle w:val="BodyText"/>
-      </w:pPr>
-      <w:r>
-        <w:t xml:space="preserve">알렉세이: 그럼 뭘 한 거예요?</w:t>
-      </w:r>
-    </w:p>
-    <w:p>
-      <w:pPr>
-        <w:pStyle w:val="BodyText"/>
-      </w:pPr>
-      <w:r>
-        <w:t xml:space="preserve">이리나: 회사를 지킨 거예요. 모든 걸 혼자 떠안는 당신 버릇으로부터. 잘못한 사람이 한 명뿐이면 시스템은 안 바뀌어요. 잘못한 사람만 혼나고 구멍은 남죠. 감사하면서 8년 동안 봤어요. 그래서 — 「우리 구멍」.</w:t>
-      </w:r>
-    </w:p>
-    <w:p>
-      <w:pPr>
-        <w:pStyle w:val="BodyText"/>
-      </w:pPr>
-      <w:r>
-        <w:t xml:space="preserve">알렉세이: 알겠어요. 「우리 구멍」. 그리고 「내 일탈」. 1번.</w:t>
-      </w:r>
-    </w:p>
-    <w:p>
-      <w:pPr>
-        <w:pStyle w:val="BodyText"/>
-      </w:pPr>
-      <w:r>
-        <w:t xml:space="preserve">이리나: 1번. 이 공책이 몇 장 안 되길 바라요.</w:t>
-      </w:r>
-    </w:p>
-    <w:p>
-      <w:pPr>
-        <w:pStyle w:val="BodyText"/>
-      </w:pPr>
-      <w:r>
-        <w:t xml:space="preserve">알렉세이: 이리나… 이제 말 놓을까요? 함께 겪은 위기 뒤니까?</w:t>
-      </w:r>
-    </w:p>
-    <w:p>
-      <w:pPr>
-        <w:pStyle w:val="BodyText"/>
-      </w:pPr>
-      <w:r>
-        <w:t xml:space="preserve">이리나: 안 돼요. 함께 겪은 위기가 아니었어요. 당신 위기였죠. 함께 겪을 위기가 오면 — 그때 보죠.</w:t>
+        <w:t xml:space="preserve">이리나: 알렉세이, 좀 앉아요. 불편한 얘기를 해야 해요. 형용사 없이요.</w:t>
+      </w:r>
+    </w:p>
+    <w:p>
+      <w:pPr>
+        <w:pStyle w:val="BodyText"/>
+      </w:pPr>
+      <w:r>
+        <w:t xml:space="preserve">알렉세이: 하세요, 이리나. 그럴 만해요, 들을 준비 됐어요.</w:t>
+      </w:r>
+    </w:p>
+    <w:p>
+      <w:pPr>
+        <w:pStyle w:val="BodyText"/>
+      </w:pPr>
+      <w:r>
+        <w:t xml:space="preserve">이리나: 그럴 만한 게 아니라 실수한 거예요. 그건 다른 거예요. 그래도 10항을 넣고 싶어요.</w:t>
+      </w:r>
+    </w:p>
+    <w:p>
+      <w:pPr>
+        <w:pStyle w:val="BodyText"/>
+      </w:pPr>
+      <w:r>
+        <w:t xml:space="preserve">알렉세이: 우리 회사 협약에 10항이요? 무슨 내용이에요?</w:t>
+      </w:r>
+    </w:p>
+    <w:p>
+      <w:pPr>
+        <w:pStyle w:val="BodyText"/>
+      </w:pPr>
+      <w:r>
+        <w:t xml:space="preserve">이리나: 네. 10항: 어떤 서류도 두 번째 서명 없이 밖으로 나가지 않는다. 결제만이 아니라 편지, 번역, 편집자에게 가는 파일까지 전부요. 두 번째 서명은 저나 올가 페트로브나가 해요.</w:t>
+      </w:r>
+    </w:p>
+    <w:p>
+      <w:pPr>
+        <w:pStyle w:val="BodyText"/>
+      </w:pPr>
+      <w:r>
+        <w:t xml:space="preserve">알렉세이: 하지만 그러면 일이 느려질 거예요, 어쩌면 많이요.</w:t>
+      </w:r>
+    </w:p>
+    <w:p>
+      <w:pPr>
+        <w:pStyle w:val="BodyText"/>
+      </w:pPr>
+      <w:r>
+        <w:t xml:space="preserve">이리나: 하루 느려지죠. 설명서 오류였다면 1년, 아니면 영원히 느려졌을 거예요.</w:t>
+      </w:r>
+    </w:p>
+    <w:p>
+      <w:pPr>
+        <w:pStyle w:val="BodyText"/>
+      </w:pPr>
+      <w:r>
+        <w:t xml:space="preserve">알렉세이: 동의해요. 10항. 내일 자이체프한테 가서 서명할게요.</w:t>
+      </w:r>
+    </w:p>
+    <w:p>
+      <w:pPr>
+        <w:pStyle w:val="BodyText"/>
+      </w:pPr>
+      <w:r>
+        <w:t xml:space="preserve">이리나: 그리고 하나 더. 어젯밤에 「저를 감싸지 마세요」라고 했죠. 그런데 전 감싸지 않았어요.</w:t>
+      </w:r>
+    </w:p>
+    <w:p>
+      <w:pPr>
+        <w:pStyle w:val="BodyText"/>
+      </w:pPr>
+      <w:r>
+        <w:t xml:space="preserve">알렉세이: 감싼 게 아니면, 그럼 뭘 한 거예요?</w:t>
+      </w:r>
+    </w:p>
+    <w:p>
+      <w:pPr>
+        <w:pStyle w:val="BodyText"/>
+      </w:pPr>
+      <w:r>
+        <w:t xml:space="preserve">이리나: 모든 걸 혼자 떠안는 당신 버릇으로부터 회사를 지킨 거예요. 잘못한 사람이 한 명뿐이면 시스템은 안 바뀌어요. 잘못한 사람만 혼나고 구멍은 남죠. 감사하면서 8년 동안 봤어요. 그래서 「우리 구멍」이라고 하는 거예요.</w:t>
+      </w:r>
+    </w:p>
+    <w:p>
+      <w:pPr>
+        <w:pStyle w:val="BodyText"/>
+      </w:pPr>
+      <w:r>
+        <w:t xml:space="preserve">알렉세이: 알겠어요. 「우리 구멍」, 그리고 「내 일탈」, 1번.</w:t>
+      </w:r>
+    </w:p>
+    <w:p>
+      <w:pPr>
+        <w:pStyle w:val="BodyText"/>
+      </w:pPr>
+      <w:r>
+        <w:t xml:space="preserve">이리나: 1번이요. 그 공책엔 쪽수가 적었으면 좋겠네요.</w:t>
+      </w:r>
+    </w:p>
+    <w:p>
+      <w:pPr>
+        <w:pStyle w:val="BodyText"/>
+      </w:pPr>
+      <w:r>
+        <w:t xml:space="preserve">알렉세이: 이리나… 이제 말 놓을까요? 함께 겪은 위기 뒤니까요.</w:t>
+      </w:r>
+    </w:p>
+    <w:p>
+      <w:pPr>
+        <w:pStyle w:val="BodyText"/>
+      </w:pPr>
+      <w:r>
+        <w:t xml:space="preserve">이리나: 안 돼요. 이건 함께 겪은 위기가 아니라 당신 위기였어요. 함께 겪는 위기가 오면 그때 봐요.</w:t>
       </w:r>
     </w:p>
     <w:bookmarkEnd w:id="37"/>
